--- a/paper/盲审.docx
+++ b/paper/盲审.docx
@@ -579,9 +579,6 @@
     </w:p>
     <w:p>
       <w:pPr>
-        <w:rPr>
-          <w:rFonts w:hint="eastAsia"/>
-        </w:rPr>
         <w:sectPr>
           <w:footerReference w:type="default" r:id="rId10"/>
           <w:pgSz w:w="11906" w:h="16838"/>
@@ -1918,7 +1915,7 @@
           <w:sz w:val="24"/>
           <w:szCs w:val="24"/>
         </w:rPr>
-        <w:t>6</w:t>
+        <w:t>7</w:t>
       </w:r>
       <w:r>
         <w:rPr>
@@ -2514,7 +2511,7 @@
           <w:sz w:val="24"/>
           <w:szCs w:val="24"/>
         </w:rPr>
-        <w:t>19</w:t>
+        <w:t>20</w:t>
       </w:r>
       <w:r>
         <w:rPr>
@@ -2619,7 +2616,7 @@
           <w:sz w:val="24"/>
           <w:szCs w:val="24"/>
         </w:rPr>
-        <w:t>21</w:t>
+        <w:t>22</w:t>
       </w:r>
       <w:r>
         <w:rPr>
@@ -2949,7 +2946,7 @@
           <w:tab w:val="right" w:leader="dot" w:pos="8777"/>
         </w:tabs>
         <w:rPr>
-          <w:rFonts w:ascii="Times New Roman" w:eastAsia="宋体"/>
+          <w:rFonts w:ascii="Times New Roman" w:eastAsia="宋体" w:hint="eastAsia"/>
           <w:b w:val="0"/>
           <w:bCs w:val="0"/>
           <w:caps w:val="0"/>
@@ -3020,95 +3017,6 @@
           <w:szCs w:val="24"/>
         </w:rPr>
         <w:t>26</w:t>
-      </w:r>
-      <w:r>
-        <w:rPr>
-          <w:rFonts w:ascii="Times New Roman" w:eastAsia="宋体"/>
-          <w:noProof/>
-          <w:sz w:val="24"/>
-          <w:szCs w:val="24"/>
-        </w:rPr>
-        <w:fldChar w:fldCharType="end"/>
-      </w:r>
-    </w:p>
-    <w:p>
-      <w:pPr>
-        <w:pStyle w:val="TOC1"/>
-        <w:tabs>
-          <w:tab w:val="right" w:leader="dot" w:pos="8777"/>
-        </w:tabs>
-        <w:rPr>
-          <w:rFonts w:ascii="宋体" w:eastAsia="宋体" w:hAnsi="宋体" w:cstheme="minorBidi" w:hint="eastAsia"/>
-          <w:b w:val="0"/>
-          <w:bCs w:val="0"/>
-          <w:caps w:val="0"/>
-          <w:noProof/>
-          <w:sz w:val="24"/>
-          <w:szCs w:val="24"/>
-          <w14:ligatures w14:val="standardContextual"/>
-        </w:rPr>
-      </w:pPr>
-      <w:r>
-        <w:rPr>
-          <w:rFonts w:ascii="Times New Roman" w:eastAsia="宋体"/>
-          <w:noProof/>
-          <w:sz w:val="24"/>
-          <w:szCs w:val="24"/>
-        </w:rPr>
-        <w:t>致谢</w:t>
-      </w:r>
-      <w:r>
-        <w:rPr>
-          <w:rFonts w:ascii="Times New Roman" w:eastAsia="宋体"/>
-          <w:noProof/>
-          <w:sz w:val="24"/>
-          <w:szCs w:val="24"/>
-        </w:rPr>
-        <w:tab/>
-      </w:r>
-      <w:r>
-        <w:rPr>
-          <w:rFonts w:ascii="Times New Roman" w:eastAsia="宋体"/>
-          <w:noProof/>
-          <w:sz w:val="24"/>
-          <w:szCs w:val="24"/>
-        </w:rPr>
-        <w:fldChar w:fldCharType="begin"/>
-      </w:r>
-      <w:r>
-        <w:rPr>
-          <w:rFonts w:ascii="Times New Roman" w:eastAsia="宋体"/>
-          <w:noProof/>
-          <w:sz w:val="24"/>
-          <w:szCs w:val="24"/>
-        </w:rPr>
-        <w:instrText xml:space="preserve"> PAGEREF _Toc193868408 \h </w:instrText>
-      </w:r>
-      <w:r>
-        <w:rPr>
-          <w:rFonts w:ascii="Times New Roman" w:eastAsia="宋体"/>
-          <w:noProof/>
-          <w:sz w:val="24"/>
-          <w:szCs w:val="24"/>
-        </w:rPr>
-      </w:r>
-      <w:r>
-        <w:rPr>
-          <w:rFonts w:ascii="Times New Roman" w:eastAsia="宋体"/>
-          <w:noProof/>
-          <w:sz w:val="24"/>
-          <w:szCs w:val="24"/>
-        </w:rPr>
-        <w:fldChar w:fldCharType="separate"/>
-      </w:r>
-      <w:r>
-        <w:rPr>
-          <w:rFonts w:ascii="Times New Roman" w:eastAsia="宋体"/>
-          <w:noProof/>
-          <w:sz w:val="24"/>
-          <w:szCs w:val="24"/>
-        </w:rPr>
-        <w:t>28</w:t>
       </w:r>
       <w:r>
         <w:rPr>
@@ -3609,23 +3517,7 @@
           <w:rFonts w:hint="eastAsia"/>
           <w:szCs w:val="21"/>
         </w:rPr>
-        <w:t>生成、</w:t>
-      </w:r>
-      <w:proofErr w:type="gramStart"/>
-      <w:r>
-        <w:rPr>
-          <w:rFonts w:hint="eastAsia"/>
-          <w:szCs w:val="21"/>
-        </w:rPr>
-        <w:t>多答案</w:t>
-      </w:r>
-      <w:proofErr w:type="gramEnd"/>
-      <w:r>
-        <w:rPr>
-          <w:rFonts w:hint="eastAsia"/>
-          <w:szCs w:val="21"/>
-        </w:rPr>
-        <w:t>校验、到结果反馈。我们的系统充分利用</w:t>
+        <w:t>生成、多答案校验、到结果反馈。我们的系统充分利用</w:t>
       </w:r>
       <w:r>
         <w:rPr>
@@ -3926,20 +3818,13 @@
         <w:rPr>
           <w:vertAlign w:val="superscript"/>
         </w:rPr>
-        <w:t>1</w:t>
-      </w:r>
-      <w:proofErr w:type="gramStart"/>
-      <w:r>
-        <w:rPr>
+        <w:t>1]</w:t>
+      </w:r>
+      <w:r>
+        <w:rPr>
+          <w:rFonts w:hint="eastAsia"/>
           <w:vertAlign w:val="superscript"/>
         </w:rPr>
-        <w:t>]</w:t>
-      </w:r>
-      <w:r>
-        <w:rPr>
-          <w:rFonts w:hint="eastAsia"/>
-          <w:vertAlign w:val="superscript"/>
-        </w:rPr>
         <w:t xml:space="preserve">  </w:t>
       </w:r>
       <w:r>
@@ -3947,15 +3832,7 @@
           <w:sz w:val="21"/>
           <w:szCs w:val="21"/>
         </w:rPr>
-        <w:t>Text</w:t>
-      </w:r>
-      <w:proofErr w:type="gramEnd"/>
-      <w:r>
-        <w:rPr>
-          <w:sz w:val="21"/>
-          <w:szCs w:val="21"/>
-        </w:rPr>
-        <w:t>2SQL (Text-to-SQL) aims to translate natural language queries into SQL statements, allowing users to access databases using everyday language.</w:t>
+        <w:t>Text2SQL (Text-to-SQL) aims to translate natural language queries into SQL statements, allowing users to access databases using everyday language.</w:t>
       </w:r>
     </w:p>
     <w:p>
@@ -4483,21 +4360,7 @@
         <w:rPr>
           <w:rFonts w:hint="eastAsia"/>
         </w:rPr>
-        <w:t>语句上。这类方法在面对简单、规则明确的查询需求时表现有效，但一旦数据库模式变得复杂或用户提出的自然语言问题具有更高的灵活性和多样性，这种方法便难以应付，表现出明显的局限性。此外，由于规则的制定依赖</w:t>
-      </w:r>
-      <w:proofErr w:type="gramStart"/>
-      <w:r>
-        <w:rPr>
-          <w:rFonts w:hint="eastAsia"/>
-        </w:rPr>
-        <w:t>于领域</w:t>
-      </w:r>
-      <w:proofErr w:type="gramEnd"/>
-      <w:r>
-        <w:rPr>
-          <w:rFonts w:hint="eastAsia"/>
-        </w:rPr>
-        <w:t>专家，维护和扩展规则的成本较高，扩展性不足</w:t>
+        <w:t>语句上。这类方法在面对简单、规则明确的查询需求时表现有效，但一旦数据库模式变得复杂或用户提出的自然语言问题具有更高的灵活性和多样性，这种方法便难以应付，表现出明显的局限性。此外，由于规则的制定依赖于领域专家，维护和扩展规则的成本较高，扩展性不足</w:t>
       </w:r>
       <w:r>
         <w:rPr>
@@ -4624,14 +4487,12 @@
         </w:rPr>
         <w:t>和</w:t>
       </w:r>
-      <w:proofErr w:type="spellStart"/>
       <w:r>
         <w:rPr>
           <w:rFonts w:hint="eastAsia"/>
         </w:rPr>
         <w:t>DeepSeek</w:t>
       </w:r>
-      <w:proofErr w:type="spellEnd"/>
       <w:r>
         <w:rPr>
           <w:rFonts w:hint="eastAsia"/>
@@ -4779,21 +4640,7 @@
         <w:rPr>
           <w:rFonts w:hint="eastAsia"/>
         </w:rPr>
-        <w:t>本文旨在探索如何结合大语言模型的强大能力与多智能</w:t>
-      </w:r>
-      <w:proofErr w:type="gramStart"/>
-      <w:r>
-        <w:rPr>
-          <w:rFonts w:hint="eastAsia"/>
-        </w:rPr>
-        <w:t>体系统</w:t>
-      </w:r>
-      <w:proofErr w:type="gramEnd"/>
-      <w:r>
-        <w:rPr>
-          <w:rFonts w:hint="eastAsia"/>
-        </w:rPr>
-        <w:t>的灵活结构，设计并实现一个具备高准确性、高稳定性且具备一定可解释性的</w:t>
+        <w:t>本文旨在探索如何结合大语言模型的强大能力与多智能体系统的灵活结构，设计并实现一个具备高准确性、高稳定性且具备一定可解释性的</w:t>
       </w:r>
       <w:r>
         <w:rPr>
@@ -5426,7 +5273,6 @@
         </w:rPr>
         <w:t>；</w:t>
       </w:r>
-      <w:proofErr w:type="spellStart"/>
       <w:r>
         <w:rPr>
           <w:rFonts w:hint="eastAsia"/>
@@ -5434,7 +5280,6 @@
         </w:rPr>
         <w:t>SQLNet</w:t>
       </w:r>
-      <w:proofErr w:type="spellEnd"/>
       <w:r>
         <w:rPr>
           <w:rFonts w:hint="eastAsia"/>
@@ -5442,7 +5287,6 @@
         </w:rPr>
         <w:t>引入语法模板约束以避免部分错误；</w:t>
       </w:r>
-      <w:proofErr w:type="spellStart"/>
       <w:r>
         <w:rPr>
           <w:rFonts w:hint="eastAsia"/>
@@ -5450,7 +5294,6 @@
         </w:rPr>
         <w:t>TypeSQL</w:t>
       </w:r>
-      <w:proofErr w:type="spellEnd"/>
       <w:r>
         <w:rPr>
           <w:rFonts w:hint="eastAsia"/>
@@ -5458,7 +5301,6 @@
         </w:rPr>
         <w:t>利用问题中的实体类型信息辅助生成；优语义解析方法</w:t>
       </w:r>
-      <w:proofErr w:type="spellStart"/>
       <w:r>
         <w:rPr>
           <w:rFonts w:hint="eastAsia"/>
@@ -5466,7 +5308,6 @@
         </w:rPr>
         <w:t>SyntaxSQLNet</w:t>
       </w:r>
-      <w:proofErr w:type="spellEnd"/>
       <w:r>
         <w:rPr>
           <w:rFonts w:hint="eastAsia"/>
@@ -5628,7 +5469,6 @@
         </w:rPr>
         <w:t>的</w:t>
       </w:r>
-      <w:proofErr w:type="spellStart"/>
       <w:r>
         <w:rPr>
           <w:rFonts w:hint="eastAsia"/>
@@ -5636,7 +5476,6 @@
         </w:rPr>
         <w:t>SQLova</w:t>
       </w:r>
-      <w:proofErr w:type="spellEnd"/>
       <w:r>
         <w:rPr>
           <w:rFonts w:hint="eastAsia"/>
@@ -5686,7 +5525,6 @@
         </w:rPr>
         <w:t>上拥有领先性能。</w:t>
       </w:r>
-      <w:proofErr w:type="spellStart"/>
       <w:r>
         <w:rPr>
           <w:rFonts w:hint="eastAsia"/>
@@ -5694,116 +5532,67 @@
         </w:rPr>
         <w:t>GraPPa</w:t>
       </w:r>
-      <w:proofErr w:type="spellEnd"/>
       <w:r>
         <w:rPr>
           <w:rFonts w:hint="eastAsia"/>
           <w:bCs/>
         </w:rPr>
-        <w:t>通过在大规模表语料上</w:t>
-      </w:r>
-      <w:proofErr w:type="gramStart"/>
+        <w:t>通过在大规模表语料上预训练增强模型对数据库模式的表示能力；</w:t>
+      </w:r>
       <w:r>
         <w:rPr>
           <w:rFonts w:hint="eastAsia"/>
           <w:bCs/>
         </w:rPr>
-        <w:t>预训练</w:t>
-      </w:r>
-      <w:proofErr w:type="gramEnd"/>
+        <w:t>RAT-SQL</w:t>
+      </w:r>
       <w:r>
         <w:rPr>
           <w:rFonts w:hint="eastAsia"/>
           <w:bCs/>
         </w:rPr>
-        <w:t>增强模型对数据库模式的表示能力；</w:t>
+        <w:t>利用关系自注意力网络结合数据库模式信息，实现了对模式的有效编码，被认为是</w:t>
       </w:r>
       <w:r>
         <w:rPr>
           <w:rFonts w:hint="eastAsia"/>
           <w:bCs/>
         </w:rPr>
-        <w:t>RAT-SQL</w:t>
+        <w:t>Spider Challenge</w:t>
       </w:r>
       <w:r>
         <w:rPr>
           <w:rFonts w:hint="eastAsia"/>
           <w:bCs/>
         </w:rPr>
-        <w:t>利用关系自注意力网络结合数据库模式信息，实现了</w:t>
-      </w:r>
-      <w:proofErr w:type="gramStart"/>
+        <w:t>中的标杆模型之一。</w:t>
+      </w:r>
+      <w:r>
+        <w:rPr>
+          <w:rFonts w:hint="eastAsia"/>
+          <w:vertAlign w:val="superscript"/>
+        </w:rPr>
+        <w:t>[5</w:t>
+      </w:r>
+      <w:r>
+        <w:rPr>
+          <w:vertAlign w:val="superscript"/>
+        </w:rPr>
+        <w:t>]</w:t>
+      </w:r>
       <w:r>
         <w:rPr>
           <w:rFonts w:hint="eastAsia"/>
           <w:bCs/>
         </w:rPr>
-        <w:t>对模式</w:t>
-      </w:r>
-      <w:proofErr w:type="gramEnd"/>
+        <w:t xml:space="preserve"> </w:t>
+      </w:r>
       <w:r>
         <w:rPr>
           <w:rFonts w:hint="eastAsia"/>
           <w:bCs/>
         </w:rPr>
-        <w:t>的有效编码，被认为是</w:t>
-      </w:r>
-      <w:r>
-        <w:rPr>
-          <w:rFonts w:hint="eastAsia"/>
-          <w:bCs/>
-        </w:rPr>
-        <w:t>Spider Challenge</w:t>
-      </w:r>
-      <w:r>
-        <w:rPr>
-          <w:rFonts w:hint="eastAsia"/>
-          <w:bCs/>
-        </w:rPr>
-        <w:t>中的标杆模型之一。</w:t>
-      </w:r>
-      <w:r>
-        <w:rPr>
-          <w:rFonts w:hint="eastAsia"/>
-          <w:vertAlign w:val="superscript"/>
-        </w:rPr>
-        <w:t>[5</w:t>
-      </w:r>
-      <w:r>
-        <w:rPr>
-          <w:vertAlign w:val="superscript"/>
-        </w:rPr>
-        <w:t>]</w:t>
-      </w:r>
-      <w:r>
-        <w:rPr>
-          <w:rFonts w:hint="eastAsia"/>
-          <w:bCs/>
-        </w:rPr>
-        <w:t xml:space="preserve"> </w:t>
-      </w:r>
-      <w:r>
-        <w:rPr>
-          <w:rFonts w:hint="eastAsia"/>
-          <w:bCs/>
-        </w:rPr>
-        <w:t>这些</w:t>
-      </w:r>
-      <w:proofErr w:type="gramStart"/>
-      <w:r>
-        <w:rPr>
-          <w:rFonts w:hint="eastAsia"/>
-          <w:bCs/>
-        </w:rPr>
-        <w:t>预训练</w:t>
-      </w:r>
-      <w:proofErr w:type="gramEnd"/>
-      <w:r>
-        <w:rPr>
-          <w:rFonts w:hint="eastAsia"/>
-          <w:bCs/>
-        </w:rPr>
-        <w:t>模型显著提升了跨领域场景下的性能，缩小与人工编写</w:t>
+        <w:t>这些预训练模型显著提升了跨领域场景下的性能，缩小与人工编写</w:t>
       </w:r>
       <w:r>
         <w:rPr>
@@ -6041,7 +5830,6 @@
         </w:rPr>
         <w:t xml:space="preserve"> (2022) </w:t>
       </w:r>
-      <w:proofErr w:type="gramStart"/>
       <w:r>
         <w:rPr>
           <w:rFonts w:hint="eastAsia"/>
@@ -6054,7 +5842,6 @@
         </w:rPr>
         <w:t>“</w:t>
       </w:r>
-      <w:proofErr w:type="gramEnd"/>
       <w:r>
         <w:rPr>
           <w:rFonts w:hint="eastAsia"/>
@@ -6384,21 +6171,7 @@
         <w:rPr>
           <w:rFonts w:hint="eastAsia"/>
         </w:rPr>
-        <w:t>智能体组成的流水线式解决方案。各智能</w:t>
-      </w:r>
-      <w:proofErr w:type="gramStart"/>
-      <w:r>
-        <w:rPr>
-          <w:rFonts w:hint="eastAsia"/>
-        </w:rPr>
-        <w:t>体承担</w:t>
-      </w:r>
-      <w:proofErr w:type="gramEnd"/>
-      <w:r>
-        <w:rPr>
-          <w:rFonts w:hint="eastAsia"/>
-        </w:rPr>
-        <w:t>不同角色，包括：用户意图澄清、</w:t>
+        <w:t>智能体组成的流水线式解决方案。各智能体承担不同角色，包括：用户意图澄清、</w:t>
       </w:r>
       <w:r>
         <w:rPr>
@@ -6680,21 +6453,7 @@
         <w:rPr>
           <w:rFonts w:hint="eastAsia"/>
         </w:rPr>
-        <w:t>的性能和确定性问题，我们提出了</w:t>
-      </w:r>
-      <w:proofErr w:type="gramStart"/>
-      <w:r>
-        <w:rPr>
-          <w:rFonts w:hint="eastAsia"/>
-        </w:rPr>
-        <w:t>多项成效</w:t>
-      </w:r>
-      <w:proofErr w:type="gramEnd"/>
-      <w:r>
-        <w:rPr>
-          <w:rFonts w:hint="eastAsia"/>
-        </w:rPr>
-        <w:t>可观的优化策略，如多智能体投票融合提高答案准确度、异步并行的</w:t>
+        <w:t>的性能和确定性问题，我们提出了多项成效可观的优化策略，如多智能体投票融合提高答案准确度、异步并行的</w:t>
       </w:r>
       <w:r>
         <w:rPr>
@@ -6761,21 +6520,7 @@
         <w:rPr>
           <w:rFonts w:hint="eastAsia"/>
         </w:rPr>
-        <w:t>综合评估：我们有丰富的实验，从准确率、执行效率、稳定性等多方面评估系统，并与传统单智能</w:t>
-      </w:r>
-      <w:proofErr w:type="gramStart"/>
-      <w:r>
-        <w:rPr>
-          <w:rFonts w:hint="eastAsia"/>
-        </w:rPr>
-        <w:t>体方案</w:t>
-      </w:r>
-      <w:proofErr w:type="gramEnd"/>
-      <w:r>
-        <w:rPr>
-          <w:rFonts w:hint="eastAsia"/>
-        </w:rPr>
-        <w:t>进行比较。本系统在</w:t>
+        <w:t>综合评估：我们有丰富的实验，从准确率、执行效率、稳定性等多方面评估系统，并与传统单智能体方案进行比较。本系统在</w:t>
       </w:r>
       <w:r>
         <w:rPr>
@@ -6811,35 +6556,7 @@
         <w:rPr>
           <w:rFonts w:hint="eastAsia"/>
         </w:rPr>
-        <w:t>，在</w:t>
-      </w:r>
-      <w:proofErr w:type="gramStart"/>
-      <w:r>
-        <w:rPr>
-          <w:rFonts w:hint="eastAsia"/>
-        </w:rPr>
-        <w:t>真实业务</w:t>
-      </w:r>
-      <w:proofErr w:type="gramEnd"/>
-      <w:r>
-        <w:rPr>
-          <w:rFonts w:hint="eastAsia"/>
-        </w:rPr>
-        <w:t>数据库上成功应对了一系列模糊查询场景，多智能</w:t>
-      </w:r>
-      <w:proofErr w:type="gramStart"/>
-      <w:r>
-        <w:rPr>
-          <w:rFonts w:hint="eastAsia"/>
-        </w:rPr>
-        <w:t>体方案</w:t>
-      </w:r>
-      <w:proofErr w:type="gramEnd"/>
-      <w:r>
-        <w:rPr>
-          <w:rFonts w:hint="eastAsia"/>
-        </w:rPr>
-        <w:t>的有效性从而得到验证。我们还分析了当前系统的局限，指明未来的改进方向</w:t>
+        <w:t>，在真实业务数据库上成功应对了一系列模糊查询场景，多智能体方案的有效性从而得到验证。我们还分析了当前系统的局限，指明未来的改进方向</w:t>
       </w:r>
       <w:r>
         <w:rPr>
@@ -7087,14 +6804,12 @@
         </w:rPr>
         <w:t>和</w:t>
       </w:r>
-      <w:proofErr w:type="spellStart"/>
       <w:r>
         <w:rPr>
           <w:rFonts w:hint="eastAsia"/>
         </w:rPr>
         <w:t>WikiSQL</w:t>
       </w:r>
-      <w:proofErr w:type="spellEnd"/>
       <w:r>
         <w:rPr>
           <w:rFonts w:hint="eastAsia"/>
@@ -7124,19 +6839,11 @@
         </w:rPr>
         <w:t>5</w:t>
       </w:r>
-      <w:proofErr w:type="gramStart"/>
-      <w:r>
-        <w:rPr>
-          <w:rFonts w:hint="eastAsia"/>
-        </w:rPr>
-        <w:t>章总结</w:t>
-      </w:r>
-      <w:proofErr w:type="gramEnd"/>
-      <w:r>
-        <w:rPr>
-          <w:rFonts w:hint="eastAsia"/>
-        </w:rPr>
-        <w:t>与展望：总结本文研究成果，分析当前系统的不足，提出未来可能的改进方向和研究重点，以期为后续相关工作提供参考与启发。</w:t>
+      <w:r>
+        <w:rPr>
+          <w:rFonts w:hint="eastAsia"/>
+        </w:rPr>
+        <w:t>章总结与展望：总结本文研究成果，分析当前系统的不足，提出未来可能的改进方向和研究重点，以期为后续相关工作提供参考与启发。</w:t>
       </w:r>
     </w:p>
     <w:p>
@@ -7214,21 +6921,7 @@
         <w:rPr>
           <w:rFonts w:hint="eastAsia"/>
         </w:rPr>
-        <w:t>介绍系统细节前，</w:t>
-      </w:r>
-      <w:proofErr w:type="gramStart"/>
-      <w:r>
-        <w:rPr>
-          <w:rFonts w:hint="eastAsia"/>
-        </w:rPr>
-        <w:t>本章先</w:t>
-      </w:r>
-      <w:proofErr w:type="gramEnd"/>
-      <w:r>
-        <w:rPr>
-          <w:rFonts w:hint="eastAsia"/>
-        </w:rPr>
-        <w:t>阐述与本研究相关的几个基础概念。包括注意力机制、大语言模型（</w:t>
+        <w:t>介绍系统细节前，本章先阐述与本研究相关的几个基础概念。包括注意力机制、大语言模型（</w:t>
       </w:r>
       <w:r>
         <w:rPr>
@@ -7341,19 +7034,11 @@
         </w:rPr>
         <w:t>）最初由</w:t>
       </w:r>
-      <w:proofErr w:type="spellStart"/>
-      <w:r>
-        <w:rPr>
-          <w:rFonts w:hint="eastAsia"/>
-        </w:rPr>
-        <w:t>Bahdanau</w:t>
-      </w:r>
-      <w:proofErr w:type="spellEnd"/>
-      <w:r>
-        <w:rPr>
-          <w:rFonts w:hint="eastAsia"/>
-        </w:rPr>
-        <w:t xml:space="preserve"> </w:t>
+      <w:r>
+        <w:rPr>
+          <w:rFonts w:hint="eastAsia"/>
+        </w:rPr>
+        <w:t xml:space="preserve">Bahdanau </w:t>
       </w:r>
       <w:r>
         <w:rPr>
@@ -7612,21 +7297,7 @@
         <w:rPr>
           <w:rFonts w:hint="eastAsia"/>
         </w:rPr>
-        <w:t>架构，在海量文本语料上</w:t>
-      </w:r>
-      <w:proofErr w:type="gramStart"/>
-      <w:r>
-        <w:rPr>
-          <w:rFonts w:hint="eastAsia"/>
-        </w:rPr>
-        <w:t>自监督预</w:t>
-      </w:r>
-      <w:proofErr w:type="gramEnd"/>
-      <w:r>
-        <w:rPr>
-          <w:rFonts w:hint="eastAsia"/>
-        </w:rPr>
-        <w:t>训练，对自然语言进行深度的理解和生成。</w:t>
+        <w:t>架构，在海量文本语料上自监督预训练，对自然语言进行深度的理解和生成。</w:t>
       </w:r>
       <w:r>
         <w:rPr>
@@ -7662,35 +7333,7 @@
         <w:rPr>
           <w:rFonts w:hint="eastAsia"/>
         </w:rPr>
-        <w:t>能力极为强大：即使</w:t>
-      </w:r>
-      <w:proofErr w:type="gramStart"/>
-      <w:r>
-        <w:rPr>
-          <w:rFonts w:hint="eastAsia"/>
-        </w:rPr>
-        <w:t>不</w:t>
-      </w:r>
-      <w:proofErr w:type="gramEnd"/>
-      <w:r>
-        <w:rPr>
-          <w:rFonts w:hint="eastAsia"/>
-        </w:rPr>
-        <w:t>专门针对</w:t>
-      </w:r>
-      <w:proofErr w:type="gramStart"/>
-      <w:r>
-        <w:rPr>
-          <w:rFonts w:hint="eastAsia"/>
-        </w:rPr>
-        <w:t>某任务</w:t>
-      </w:r>
-      <w:proofErr w:type="gramEnd"/>
-      <w:r>
-        <w:rPr>
-          <w:rFonts w:hint="eastAsia"/>
-        </w:rPr>
-        <w:t>训练，通过</w:t>
+        <w:t>能力极为强大：即使不专门针对某任务训练，通过</w:t>
       </w:r>
       <w:r>
         <w:rPr>
@@ -8040,21 +7683,7 @@
         <w:rPr>
           <w:rFonts w:hint="eastAsia"/>
         </w:rPr>
-        <w:t>，且</w:t>
-      </w:r>
-      <w:proofErr w:type="gramStart"/>
-      <w:r>
-        <w:rPr>
-          <w:rFonts w:hint="eastAsia"/>
-        </w:rPr>
-        <w:t>耗时极久</w:t>
-      </w:r>
-      <w:proofErr w:type="gramEnd"/>
-      <w:r>
-        <w:rPr>
-          <w:rFonts w:hint="eastAsia"/>
-        </w:rPr>
-        <w:t>。本系统通过优化对话流程和并行机制尽量抬高容错率以使廉价</w:t>
+        <w:t>，且耗时极久。本系统通过优化对话流程和并行机制尽量抬高容错率以使廉价</w:t>
       </w:r>
       <w:r>
         <w:rPr>
@@ -8192,21 +7821,7 @@
         <w:rPr>
           <w:rFonts w:hint="eastAsia"/>
         </w:rPr>
-        <w:t>通常包含两部分：检索器和生成器。检索器根据用户问题从知识库（可以是文档集合、数据库、已知问答对等）中找到若干</w:t>
-      </w:r>
-      <w:proofErr w:type="gramStart"/>
-      <w:r>
-        <w:rPr>
-          <w:rFonts w:hint="eastAsia"/>
-        </w:rPr>
-        <w:t>条相关</w:t>
-      </w:r>
-      <w:proofErr w:type="gramEnd"/>
-      <w:r>
-        <w:rPr>
-          <w:rFonts w:hint="eastAsia"/>
-        </w:rPr>
-        <w:t>内容；然后将这些外部知识与原问题一起送入生成模型，综合生成最终回答。</w:t>
+        <w:t>通常包含两部分：检索器和生成器。检索器根据用户问题从知识库（可以是文档集合、数据库、已知问答对等）中找到若干条相关内容；然后将这些外部知识与原问题一起送入生成模型，综合生成最终回答。</w:t>
       </w:r>
       <w:r>
         <w:rPr>
@@ -8865,7 +8480,39 @@
           <w:sz w:val="21"/>
           <w:szCs w:val="21"/>
         </w:rPr>
-        <w:t>架构</w:t>
+        <w:t>基于多智能体</w:t>
+      </w:r>
+      <w:r>
+        <w:rPr>
+          <w:rFonts w:hint="eastAsia"/>
+          <w:sz w:val="21"/>
+          <w:szCs w:val="21"/>
+        </w:rPr>
+        <w:t>LLM</w:t>
+      </w:r>
+      <w:r>
+        <w:rPr>
+          <w:rFonts w:hint="eastAsia"/>
+          <w:sz w:val="21"/>
+          <w:szCs w:val="21"/>
+        </w:rPr>
+        <w:t>的</w:t>
+      </w:r>
+      <w:r>
+        <w:rPr>
+          <w:rFonts w:hint="eastAsia"/>
+          <w:sz w:val="21"/>
+          <w:szCs w:val="21"/>
+        </w:rPr>
+        <w:t>Text2SQL</w:t>
+      </w:r>
+      <w:r>
+        <w:rPr>
+          <w:rFonts w:hint="eastAsia"/>
+          <w:sz w:val="21"/>
+          <w:szCs w:val="21"/>
+        </w:rPr>
+        <w:t>架构模型</w:t>
       </w:r>
       <w:r>
         <w:rPr>
@@ -8889,6 +8536,21 @@
           <w:szCs w:val="21"/>
         </w:rPr>
         <w:t>Architecture</w:t>
+      </w:r>
+      <w:r>
+        <w:rPr>
+          <w:rFonts w:hint="eastAsia"/>
+          <w:sz w:val="21"/>
+          <w:szCs w:val="21"/>
+        </w:rPr>
+        <w:t xml:space="preserve"> </w:t>
+      </w:r>
+      <w:r>
+        <w:rPr>
+          <w:sz w:val="21"/>
+          <w:szCs w:val="21"/>
+        </w:rPr>
+        <w:t>of a Multi-Agent LLM-Based Text2SQL System</w:t>
       </w:r>
     </w:p>
     <w:p>
@@ -8997,14 +8659,12 @@
         </w:rPr>
         <w:t>用以生成</w:t>
       </w:r>
-      <w:proofErr w:type="spellStart"/>
       <w:r>
         <w:rPr>
           <w:rFonts w:hint="eastAsia"/>
         </w:rPr>
         <w:t>Promt</w:t>
       </w:r>
-      <w:proofErr w:type="spellEnd"/>
       <w:r>
         <w:rPr>
           <w:rFonts w:hint="eastAsia"/>
@@ -9147,6 +8807,14 @@
       </w:r>
       <w:r>
         <w:rPr>
+          <w:rFonts w:hint="eastAsia"/>
+          <w:sz w:val="21"/>
+          <w:szCs w:val="21"/>
+        </w:rPr>
+        <w:t>的内部优化</w:t>
+      </w:r>
+      <w:r>
+        <w:rPr>
           <w:sz w:val="21"/>
           <w:szCs w:val="21"/>
         </w:rPr>
@@ -9175,6 +8843,14 @@
           <w:szCs w:val="21"/>
         </w:rPr>
         <w:t xml:space="preserve">: </w:t>
+      </w:r>
+      <w:r>
+        <w:rPr>
+          <w:rFonts w:hint="eastAsia"/>
+          <w:sz w:val="21"/>
+          <w:szCs w:val="21"/>
+        </w:rPr>
+        <w:t xml:space="preserve">Optimizations inside LLM </w:t>
       </w:r>
       <w:r>
         <w:rPr>
@@ -9327,19 +9003,15 @@
       <w:r>
         <w:rPr>
           <w:rFonts w:hint="eastAsia"/>
-          <w:b/>
-          <w:bCs/>
         </w:rPr>
         <w:t>元数据</w:t>
       </w:r>
-      <w:proofErr w:type="spellStart"/>
       <w:r>
         <w:rPr>
           <w:rFonts w:hint="eastAsia"/>
         </w:rPr>
         <w:t>Metainfo</w:t>
       </w:r>
-      <w:proofErr w:type="spellEnd"/>
       <w:r>
         <w:rPr>
           <w:rFonts w:hint="eastAsia"/>
@@ -9433,21 +9105,7 @@
         <w:rPr>
           <w:rFonts w:hint="eastAsia"/>
         </w:rPr>
-        <w:t>信息可能非常庞大，因此系统在获取后会</w:t>
-      </w:r>
-      <w:proofErr w:type="gramStart"/>
-      <w:r>
-        <w:rPr>
-          <w:rFonts w:hint="eastAsia"/>
-        </w:rPr>
-        <w:t>暂存此元信息</w:t>
-      </w:r>
-      <w:proofErr w:type="gramEnd"/>
-      <w:r>
-        <w:rPr>
-          <w:rFonts w:hint="eastAsia"/>
-        </w:rPr>
-        <w:t>，以待过滤和后续使用</w:t>
+        <w:t>信息可能非常庞大，因此系统在获取后会暂存此元信息，以待过滤和后续使用</w:t>
       </w:r>
       <w:r>
         <w:rPr>
@@ -9660,8 +9318,6 @@
       <w:r>
         <w:rPr>
           <w:rFonts w:hint="eastAsia"/>
-          <w:b/>
-          <w:bCs/>
         </w:rPr>
         <w:t>检索增强模块</w:t>
       </w:r>
@@ -9713,16 +9369,12 @@
       <w:r>
         <w:rPr>
           <w:rFonts w:hint="eastAsia"/>
-          <w:b/>
-          <w:bCs/>
         </w:rPr>
         <w:t>SQL</w:t>
       </w:r>
       <w:r>
         <w:rPr>
           <w:rFonts w:hint="eastAsia"/>
-          <w:b/>
-          <w:bCs/>
         </w:rPr>
         <w:t>知识库</w:t>
       </w:r>
@@ -9879,14 +9531,12 @@
         </w:rPr>
         <w:t>中获取最相关的</w:t>
       </w:r>
-      <w:proofErr w:type="spellStart"/>
       <w:r>
         <w:rPr>
           <w:rFonts w:ascii="Consolas" w:hAnsi="Consolas"/>
         </w:rPr>
         <w:t>top_k</w:t>
       </w:r>
-      <w:proofErr w:type="spellEnd"/>
       <w:r>
         <w:rPr>
           <w:rFonts w:hint="eastAsia"/>
@@ -9931,19 +9581,11 @@
       <w:r>
         <w:t xml:space="preserve"> </w:t>
       </w:r>
-      <w:proofErr w:type="gramStart"/>
-      <w:r>
-        <w:rPr>
-          <w:rFonts w:hint="eastAsia"/>
-        </w:rPr>
-        <w:t>个</w:t>
-      </w:r>
-      <w:proofErr w:type="gramEnd"/>
-      <w:r>
-        <w:rPr>
-          <w:rFonts w:hint="eastAsia"/>
-        </w:rPr>
-        <w:t>片段：</w:t>
+      <w:r>
+        <w:rPr>
+          <w:rFonts w:hint="eastAsia"/>
+        </w:rPr>
+        <w:t>个片段：</w:t>
       </w:r>
     </w:p>
     <w:p>
@@ -10173,19 +9815,11 @@
         </w:rPr>
         <w:t>sentence-transformers/all-MiniLM-L6-v2</w:t>
       </w:r>
-      <w:proofErr w:type="gramStart"/>
-      <w:r>
-        <w:rPr>
-          <w:rFonts w:hint="eastAsia"/>
-        </w:rPr>
-        <w:t>预训练</w:t>
-      </w:r>
-      <w:proofErr w:type="gramEnd"/>
-      <w:r>
-        <w:rPr>
-          <w:rFonts w:hint="eastAsia"/>
-        </w:rPr>
-        <w:t>模型计算每个片段</w:t>
+      <w:r>
+        <w:rPr>
+          <w:rFonts w:hint="eastAsia"/>
+        </w:rPr>
+        <w:t>预训练模型计算每个片段</w:t>
       </w:r>
       <w:r>
         <w:t xml:space="preserve"> </w:t>
@@ -10549,39 +10183,27 @@
       <w:r>
         <w:rPr>
           <w:rFonts w:hint="eastAsia"/>
-          <w:b/>
-          <w:bCs/>
         </w:rPr>
         <w:t>加权平均池化（</w:t>
       </w:r>
       <w:r>
         <w:rPr>
           <w:rFonts w:hint="eastAsia"/>
-          <w:b/>
-          <w:bCs/>
         </w:rPr>
         <w:t>Mean</w:t>
       </w:r>
       <w:r>
-        <w:rPr>
-          <w:b/>
-          <w:bCs/>
-        </w:rPr>
         <w:t xml:space="preserve"> </w:t>
       </w:r>
       <w:r>
         <w:rPr>
           <w:rFonts w:hint="eastAsia"/>
-          <w:b/>
-          <w:bCs/>
         </w:rPr>
         <w:t>Pooling</w:t>
       </w:r>
       <w:r>
         <w:rPr>
           <w:rFonts w:hint="eastAsia"/>
-          <w:b/>
-          <w:bCs/>
         </w:rPr>
         <w:t>）</w:t>
       </w:r>
@@ -10996,14 +10618,12 @@
         </w:rPr>
         <w:t>是</w:t>
       </w:r>
-      <w:proofErr w:type="spellStart"/>
       <w:r>
         <w:rPr>
           <w:rFonts w:hint="eastAsia"/>
         </w:rPr>
         <w:t>attention_mask</w:t>
       </w:r>
-      <w:proofErr w:type="spellEnd"/>
       <w:r>
         <w:rPr>
           <w:rFonts w:hint="eastAsia"/>
@@ -11356,13 +10976,17 @@
         <w:rPr>
           <w:rFonts w:hint="eastAsia"/>
         </w:rPr>
-        <w:t>近邻搜索索引。</w:t>
-      </w:r>
-      <w:r>
-        <w:rPr>
-          <w:rFonts w:hint="eastAsia"/>
-          <w:b/>
-          <w:bCs/>
+        <w:t>近邻搜索索引</w:t>
+      </w:r>
+      <w:r>
+        <w:rPr>
+          <w:rFonts w:hint="eastAsia"/>
+        </w:rPr>
+        <w:t>。</w:t>
+      </w:r>
+      <w:r>
+        <w:rPr>
+          <w:rFonts w:hint="eastAsia"/>
           <w:lang w:val="nl-NL"/>
         </w:rPr>
         <w:t>FAISS</w:t>
@@ -11370,8 +10994,6 @@
       <w:r>
         <w:rPr>
           <w:rFonts w:hint="eastAsia"/>
-          <w:b/>
-          <w:bCs/>
           <w:lang w:val="nl-NL"/>
         </w:rPr>
         <w:t>（</w:t>
@@ -11379,8 +11001,6 @@
       <w:r>
         <w:rPr>
           <w:rFonts w:hint="eastAsia"/>
-          <w:b/>
-          <w:bCs/>
           <w:lang w:val="nl-NL"/>
         </w:rPr>
         <w:t>IndexFlatL2</w:t>
@@ -11388,8 +11008,6 @@
       <w:r>
         <w:rPr>
           <w:rFonts w:hint="eastAsia"/>
-          <w:b/>
-          <w:bCs/>
           <w:lang w:val="nl-NL"/>
         </w:rPr>
         <w:t>）</w:t>
@@ -12720,8 +12338,6 @@
       <w:r>
         <w:rPr>
           <w:rFonts w:hint="eastAsia"/>
-          <w:b/>
-          <w:bCs/>
         </w:rPr>
         <w:t>欧几里得距离：</w:t>
       </w:r>
@@ -13141,27 +12757,17 @@
         </w:rPr>
         <w:t>前</w:t>
       </w:r>
-      <w:proofErr w:type="spellStart"/>
       <w:r>
         <w:rPr>
           <w:rStyle w:val="VerbatimChar"/>
         </w:rPr>
         <w:t>top_k</w:t>
       </w:r>
-      <w:proofErr w:type="spellEnd"/>
-      <w:proofErr w:type="gramStart"/>
-      <w:r>
-        <w:rPr>
-          <w:rFonts w:hint="eastAsia"/>
-        </w:rPr>
-        <w:t>个</w:t>
-      </w:r>
-      <w:proofErr w:type="gramEnd"/>
-      <w:r>
-        <w:rPr>
-          <w:rFonts w:hint="eastAsia"/>
-        </w:rPr>
-        <w:t>最小距离的片段索引即为：</w:t>
+      <w:r>
+        <w:rPr>
+          <w:rFonts w:hint="eastAsia"/>
+        </w:rPr>
+        <w:t>个最小距离的片段索引即为：</w:t>
       </w:r>
     </w:p>
     <w:p>
@@ -13670,6 +13276,9 @@
         </w:rPr>
         <w:t>生成智能体。</w:t>
       </w:r>
+      <w:r>
+        <w:br w:type="page"/>
+      </w:r>
     </w:p>
     <w:p>
       <w:pPr>
@@ -13768,7 +13377,6 @@
         </w:rPr>
         <w:t>元信息</w:t>
       </w:r>
-      <w:proofErr w:type="spellStart"/>
       <w:proofErr w:type="gramEnd"/>
       <w:r>
         <w:rPr>
@@ -13776,7 +13384,6 @@
         </w:rPr>
         <w:t>Metainfo</w:t>
       </w:r>
-      <w:proofErr w:type="spellEnd"/>
       <w:r>
         <w:rPr>
           <w:rFonts w:hint="eastAsia"/>
@@ -13798,16 +13405,12 @@
       <w:r>
         <w:rPr>
           <w:rFonts w:hint="eastAsia"/>
-          <w:b/>
-          <w:bCs/>
         </w:rPr>
         <w:t>最终</w:t>
       </w:r>
       <w:r>
         <w:rPr>
           <w:rFonts w:hint="eastAsia"/>
-          <w:b/>
-          <w:bCs/>
         </w:rPr>
         <w:t>prompt</w:t>
       </w:r>
@@ -13885,8 +13488,6 @@
       <w:r>
         <w:rPr>
           <w:rFonts w:hint="eastAsia"/>
-          <w:b/>
-          <w:bCs/>
         </w:rPr>
         <w:t>裁剪</w:t>
       </w:r>
@@ -14438,17 +14039,11 @@
         <w:t>这一阶段由多个并行的</w:t>
       </w:r>
       <w:r>
-        <w:rPr>
-          <w:b/>
-          <w:bCs/>
-        </w:rPr>
         <w:t>SQL-Generator</w:t>
       </w:r>
       <w:r>
         <w:rPr>
           <w:rFonts w:hint="eastAsia"/>
-          <w:b/>
-          <w:bCs/>
         </w:rPr>
         <w:t>智能体</w:t>
       </w:r>
@@ -14472,19 +14067,11 @@
       <w:r>
         <w:t xml:space="preserve"> </w:t>
       </w:r>
-      <w:proofErr w:type="gramStart"/>
-      <w:r>
-        <w:rPr>
-          <w:rFonts w:hint="eastAsia"/>
-        </w:rPr>
-        <w:t>个</w:t>
-      </w:r>
-      <w:proofErr w:type="gramEnd"/>
-      <w:r>
-        <w:rPr>
-          <w:rFonts w:hint="eastAsia"/>
-        </w:rPr>
-        <w:t>功能类似的</w:t>
+      <w:r>
+        <w:rPr>
+          <w:rFonts w:hint="eastAsia"/>
+        </w:rPr>
+        <w:t>个功能类似的</w:t>
       </w:r>
       <w:r>
         <w:rPr>
@@ -14643,16 +14230,8 @@
         <w:rPr>
           <w:rFonts w:hint="eastAsia"/>
         </w:rPr>
-        <w:t>进入下一步校验。注意，如果系统设置的智能</w:t>
-      </w:r>
-      <w:proofErr w:type="gramStart"/>
-      <w:r>
-        <w:rPr>
-          <w:rFonts w:hint="eastAsia"/>
-        </w:rPr>
-        <w:t>体数量</w:t>
-      </w:r>
-      <w:proofErr w:type="gramEnd"/>
+        <w:t>进入下一步校验。注意，如果系统设置的智能体数量</w:t>
+      </w:r>
       <w:r>
         <w:t xml:space="preserve"> </w:t>
       </w:r>
@@ -14766,8 +14345,6 @@
       <w:r>
         <w:rPr>
           <w:rFonts w:hint="eastAsia"/>
-          <w:b/>
-          <w:bCs/>
         </w:rPr>
         <w:t>语法和语义</w:t>
       </w:r>
@@ -14792,8 +14369,6 @@
       <w:r>
         <w:rPr>
           <w:rFonts w:hint="eastAsia"/>
-          <w:b/>
-          <w:bCs/>
         </w:rPr>
         <w:t>语法正确</w:t>
       </w:r>
@@ -14830,8 +14405,6 @@
       <w:r>
         <w:rPr>
           <w:rFonts w:hint="eastAsia"/>
-          <w:b/>
-          <w:bCs/>
         </w:rPr>
         <w:t>符合数据库约束</w:t>
       </w:r>
@@ -14871,8 +14444,6 @@
       <w:r>
         <w:rPr>
           <w:rFonts w:hint="eastAsia"/>
-          <w:b/>
-          <w:bCs/>
         </w:rPr>
         <w:t>事务模式</w:t>
       </w:r>
@@ -15017,21 +14588,7 @@
         <w:rPr>
           <w:rFonts w:hint="eastAsia"/>
         </w:rPr>
-        <w:t>就是用户真正想要的语义（那属于正确性判断，需要结合用户意图）。但是语法语义校验能过滤</w:t>
-      </w:r>
-      <w:proofErr w:type="gramStart"/>
-      <w:r>
-        <w:rPr>
-          <w:rFonts w:hint="eastAsia"/>
-        </w:rPr>
-        <w:t>掉明显</w:t>
-      </w:r>
-      <w:proofErr w:type="gramEnd"/>
-      <w:r>
-        <w:rPr>
-          <w:rFonts w:hint="eastAsia"/>
-        </w:rPr>
-        <w:t>错误的</w:t>
+        <w:t>就是用户真正想要的语义（那属于正确性判断，需要结合用户意图）。但是语法语义校验能过滤掉明显错误的</w:t>
       </w:r>
       <w:r>
         <w:rPr>
@@ -15152,33 +14709,17 @@
         </w:rPr>
         <w:t>”或“列名不存在：</w:t>
       </w:r>
-      <w:proofErr w:type="spellStart"/>
       <w:r>
         <w:rPr>
           <w:rFonts w:hint="eastAsia"/>
         </w:rPr>
         <w:t>Students.age</w:t>
       </w:r>
-      <w:proofErr w:type="spellEnd"/>
-      <w:r>
-        <w:rPr>
-          <w:rFonts w:hint="eastAsia"/>
-        </w:rPr>
-        <w:t>”），将该错误反馈</w:t>
-      </w:r>
-      <w:proofErr w:type="gramStart"/>
-      <w:r>
-        <w:rPr>
-          <w:rFonts w:hint="eastAsia"/>
-        </w:rPr>
-        <w:t>给产生</w:t>
-      </w:r>
-      <w:proofErr w:type="gramEnd"/>
-      <w:r>
-        <w:rPr>
-          <w:rFonts w:hint="eastAsia"/>
-        </w:rPr>
-        <w:t>此</w:t>
+      <w:r>
+        <w:rPr>
+          <w:rFonts w:hint="eastAsia"/>
+        </w:rPr>
+        <w:t>”），将该错误反馈给产生此</w:t>
       </w:r>
       <w:r>
         <w:rPr>
@@ -15253,21 +14794,7 @@
         <w:rPr>
           <w:rFonts w:hint="eastAsia"/>
         </w:rPr>
-        <w:t>生成。这个机制类似于编程语言编译器的错误提示，指导模型逐步修正答案。为避免死循环，我们限定每个智能</w:t>
-      </w:r>
-      <w:proofErr w:type="gramStart"/>
-      <w:r>
-        <w:rPr>
-          <w:rFonts w:hint="eastAsia"/>
-        </w:rPr>
-        <w:t>体最多</w:t>
-      </w:r>
-      <w:proofErr w:type="gramEnd"/>
-      <w:r>
-        <w:rPr>
-          <w:rFonts w:hint="eastAsia"/>
-        </w:rPr>
-        <w:t>只能反馈修改若干次。经过反馈调整后，如果仍未通过，我们将放弃该智能体的</w:t>
+        <w:t>生成。这个机制类似于编程语言编译器的错误提示，指导模型逐步修正答案。为避免死循环，我们限定每个智能体最多只能反馈修改若干次。经过反馈调整后，如果仍未通过，我们将放弃该智能体的</w:t>
       </w:r>
       <w:r>
         <w:rPr>
@@ -15420,44 +14947,14 @@
       <w:r>
         <w:rPr>
           <w:rFonts w:hint="eastAsia"/>
-          <w:b/>
-          <w:bCs/>
-        </w:rPr>
-        <w:t>通过校验</w:t>
-      </w:r>
-      <w:r>
-        <w:rPr>
-          <w:rFonts w:hint="eastAsia"/>
-        </w:rPr>
-        <w:t>和</w:t>
-      </w:r>
-      <w:r>
-        <w:rPr>
-          <w:rFonts w:hint="eastAsia"/>
-          <w:b/>
-          <w:bCs/>
-        </w:rPr>
-        <w:t>未通过校验</w:t>
-      </w:r>
-      <w:r>
-        <w:rPr>
-          <w:rFonts w:hint="eastAsia"/>
-        </w:rPr>
-        <w:t>两组。</w:t>
-      </w:r>
-      <w:proofErr w:type="gramStart"/>
-      <w:r>
-        <w:rPr>
-          <w:rFonts w:hint="eastAsia"/>
-        </w:rPr>
-        <w:t>设通过</w:t>
-      </w:r>
-      <w:proofErr w:type="gramEnd"/>
-      <w:r>
-        <w:rPr>
-          <w:rFonts w:hint="eastAsia"/>
-        </w:rPr>
-        <w:t>校验的有</w:t>
+        </w:rPr>
+        <w:t>通过校验和未通过校验</w:t>
+      </w:r>
+      <w:r>
+        <w:rPr>
+          <w:rFonts w:hint="eastAsia"/>
+        </w:rPr>
+        <w:t>两组。设通过校验的有</w:t>
       </w:r>
       <w:r>
         <w:t xml:space="preserve"> </w:t>
@@ -15685,22 +15182,6 @@
         </w:rPr>
         <w:t>：</w:t>
       </w:r>
-    </w:p>
-    <w:p>
-      <w:pPr>
-        <w:widowControl/>
-        <w:numPr>
-          <w:ilvl w:val="0"/>
-          <w:numId w:val="5"/>
-        </w:numPr>
-        <w:spacing w:after="200" w:line="360" w:lineRule="auto"/>
-        <w:ind w:left="714" w:hanging="357"/>
-        <w:jc w:val="left"/>
-        <w:rPr>
-          <w:kern w:val="0"/>
-          <w:sz w:val="24"/>
-        </w:rPr>
-      </w:pPr>
       <w:r>
         <w:rPr>
           <w:rFonts w:hint="eastAsia"/>
@@ -15981,22 +15462,6 @@
         </w:rPr>
         <w:t>：</w:t>
       </w:r>
-    </w:p>
-    <w:p>
-      <w:pPr>
-        <w:widowControl/>
-        <w:numPr>
-          <w:ilvl w:val="0"/>
-          <w:numId w:val="5"/>
-        </w:numPr>
-        <w:spacing w:after="200" w:line="360" w:lineRule="auto"/>
-        <w:ind w:left="714" w:hanging="357"/>
-        <w:jc w:val="left"/>
-        <w:rPr>
-          <w:kern w:val="0"/>
-          <w:sz w:val="24"/>
-        </w:rPr>
-      </w:pPr>
       <w:r>
         <w:rPr>
           <w:rFonts w:hint="eastAsia"/>
@@ -16367,21 +15832,7 @@
         <w:rPr>
           <w:rFonts w:ascii="Consolas" w:hAnsi="Consolas"/>
         </w:rPr>
-        <w:t>n=</w:t>
-      </w:r>
-      <w:proofErr w:type="spellStart"/>
-      <w:r>
-        <w:rPr>
-          <w:rFonts w:ascii="Consolas" w:hAnsi="Consolas"/>
-        </w:rPr>
-        <w:t>len</w:t>
-      </w:r>
-      <w:proofErr w:type="spellEnd"/>
-      <w:r>
-        <w:rPr>
-          <w:rFonts w:ascii="Consolas" w:hAnsi="Consolas"/>
-        </w:rPr>
-        <w:t>(responses)</w:t>
+        <w:t>n=len(responses)</w:t>
       </w:r>
       <w:r>
         <w:rPr>
@@ -16762,19 +16213,11 @@
       <w:r>
         <w:t xml:space="preserve"> </w:t>
       </w:r>
-      <w:proofErr w:type="gramStart"/>
-      <w:r>
-        <w:rPr>
-          <w:rFonts w:hint="eastAsia"/>
-        </w:rPr>
-        <w:t>个</w:t>
-      </w:r>
-      <w:proofErr w:type="gramEnd"/>
-      <w:r>
-        <w:rPr>
-          <w:rFonts w:hint="eastAsia"/>
-        </w:rPr>
-        <w:t>文本的</w:t>
+      <w:r>
+        <w:rPr>
+          <w:rFonts w:hint="eastAsia"/>
+        </w:rPr>
+        <w:t>个文本的</w:t>
       </w:r>
       <w:r>
         <w:t>TF-IDF</w:t>
@@ -18095,7 +17538,6 @@
       <w:r>
         <w:t xml:space="preserve"> </w:t>
       </w:r>
-      <w:proofErr w:type="spellStart"/>
       <m:oMath>
         <m:r>
           <m:rPr>
@@ -18103,7 +17545,6 @@
           </m:rPr>
           <m:t>best_index</m:t>
         </m:r>
-        <w:proofErr w:type="spellEnd"/>
         <m:r>
           <m:rPr>
             <m:sty m:val="p"/>
@@ -18391,8 +17832,6 @@
       <w:r>
         <w:rPr>
           <w:rFonts w:hint="eastAsia"/>
-          <w:b/>
-          <w:bCs/>
         </w:rPr>
         <w:t>事务安全机制</w:t>
       </w:r>
@@ -18441,16 +17880,14 @@
       <w:r>
         <w:rPr>
           <w:rFonts w:hint="eastAsia"/>
-          <w:b/>
-          <w:bCs/>
-        </w:rPr>
-        <w:t>预演执行</w:t>
-      </w:r>
-      <w:r>
-        <w:rPr>
-          <w:rFonts w:hint="eastAsia"/>
-        </w:rPr>
-        <w:t>：提取出</w:t>
+        </w:rPr>
+        <w:t>预演执行：</w:t>
+      </w:r>
+      <w:r>
+        <w:rPr>
+          <w:rFonts w:hint="eastAsia"/>
+        </w:rPr>
+        <w:t>提取出</w:t>
       </w:r>
       <w:proofErr w:type="gramStart"/>
       <w:r>
@@ -18580,25 +18017,7 @@
           <w:sz w:val="21"/>
           <w:szCs w:val="21"/>
         </w:rPr>
-        <w:t xml:space="preserve">before </w:t>
-      </w:r>
-      <w:proofErr w:type="spellStart"/>
-      <w:r>
-        <w:rPr>
-          <w:rFonts w:hint="eastAsia"/>
-          <w:sz w:val="21"/>
-          <w:szCs w:val="21"/>
-        </w:rPr>
-        <w:t>v.s</w:t>
-      </w:r>
-      <w:proofErr w:type="spellEnd"/>
-      <w:r>
-        <w:rPr>
-          <w:rFonts w:hint="eastAsia"/>
-          <w:sz w:val="21"/>
-          <w:szCs w:val="21"/>
-        </w:rPr>
-        <w:t>. after updated</w:t>
+        <w:t>before v.s. after updated</w:t>
       </w:r>
     </w:p>
     <w:p>
@@ -18805,7 +18224,7 @@
           <w:b w:val="0"/>
           <w:sz w:val="24"/>
         </w:rPr>
-        <w:t>提高准确率：多智能体投票与相似度融合</w:t>
+        <w:t>多智能体投票与相似度融合</w:t>
       </w:r>
       <w:bookmarkEnd w:id="77"/>
     </w:p>
@@ -18828,24 +18247,8 @@
       <w:r>
         <w:rPr>
           <w:rFonts w:hint="eastAsia"/>
-          <w:b/>
-          <w:bCs/>
-        </w:rPr>
-        <w:t>多智能体投票决策</w:t>
-      </w:r>
-      <w:r>
-        <w:rPr>
-          <w:rFonts w:hint="eastAsia"/>
-        </w:rPr>
-        <w:t>和</w:t>
-      </w:r>
-      <w:r>
-        <w:rPr>
-          <w:rFonts w:hint="eastAsia"/>
-          <w:b/>
-          <w:bCs/>
-        </w:rPr>
-        <w:t>响应相似度比较</w:t>
+        </w:rPr>
+        <w:t>多智能体投票决策和响应相似度比较</w:t>
       </w:r>
       <w:r>
         <w:rPr>
@@ -19024,7 +18427,7 @@
           <w:rFonts w:eastAsia="黑体" w:hint="eastAsia"/>
           <w:sz w:val="24"/>
         </w:rPr>
-        <w:t>提升性能：异步并行与缓存机制</w:t>
+        <w:t>异步并行与缓存机制</w:t>
       </w:r>
       <w:bookmarkEnd w:id="69"/>
       <w:bookmarkEnd w:id="70"/>
@@ -19061,21 +18464,7 @@
         <w:rPr>
           <w:rFonts w:hint="eastAsia"/>
         </w:rPr>
-        <w:t>的响应时间通常较长（秒级），如果严格</w:t>
-      </w:r>
-      <w:proofErr w:type="gramStart"/>
-      <w:r>
-        <w:rPr>
-          <w:rFonts w:hint="eastAsia"/>
-        </w:rPr>
-        <w:t>串行地</w:t>
-      </w:r>
-      <w:proofErr w:type="gramEnd"/>
-      <w:r>
-        <w:rPr>
-          <w:rFonts w:hint="eastAsia"/>
-        </w:rPr>
-        <w:t>执行多智能体生成、反馈等步骤，整体延迟会显著增加。为此，我们对耗时的</w:t>
+        <w:t>的响应时间通常较长（秒级），如果严格串行地执行多智能体生成、反馈等步骤，整体延迟会显著增加。为此，我们对耗时的</w:t>
       </w:r>
       <w:r>
         <w:rPr>
@@ -19092,8 +18481,6 @@
       <w:r>
         <w:rPr>
           <w:rFonts w:hint="eastAsia"/>
-          <w:b/>
-          <w:bCs/>
         </w:rPr>
         <w:t>异步并行</w:t>
       </w:r>
@@ -19187,21 +18574,7 @@
         <w:rPr>
           <w:rFonts w:hint="eastAsia"/>
         </w:rPr>
-        <w:t>当然，实现异步时要注意对数据库的状态进行管理，确保不同线程</w:t>
-      </w:r>
-      <w:proofErr w:type="gramStart"/>
-      <w:r>
-        <w:rPr>
-          <w:rFonts w:hint="eastAsia"/>
-        </w:rPr>
-        <w:t>间数据</w:t>
-      </w:r>
-      <w:proofErr w:type="gramEnd"/>
-      <w:r>
-        <w:rPr>
-          <w:rFonts w:hint="eastAsia"/>
-        </w:rPr>
-        <w:t>隔离以及结果正确汇总。我们使用的是线程池和</w:t>
+        <w:t>当然，实现异步时要注意对数据库的状态进行管理，确保不同线程间数据隔离以及结果正确汇总。我们使用的是线程池和</w:t>
       </w:r>
       <w:r>
         <w:rPr>
@@ -19344,8 +18717,6 @@
       <w:r>
         <w:rPr>
           <w:rFonts w:hint="eastAsia"/>
-          <w:b/>
-          <w:bCs/>
         </w:rPr>
         <w:t>前缀缓存</w:t>
       </w:r>
@@ -19704,8 +19075,6 @@
       <w:r>
         <w:rPr>
           <w:rFonts w:hint="eastAsia"/>
-          <w:b/>
-          <w:bCs/>
         </w:rPr>
         <w:t>剪枝</w:t>
       </w:r>
@@ -19730,8 +19099,6 @@
       <w:r>
         <w:rPr>
           <w:rFonts w:hint="eastAsia"/>
-          <w:b/>
-          <w:bCs/>
         </w:rPr>
         <w:t>截断剪枝</w:t>
       </w:r>
@@ -19765,21 +19132,7 @@
         <w:rPr>
           <w:rFonts w:hint="eastAsia"/>
         </w:rPr>
-        <w:t>中挑选出最有前景的一条，作为继续对话的基础，其余分支则舍弃不再跟进。这样</w:t>
-      </w:r>
-      <w:proofErr w:type="gramStart"/>
-      <w:r>
-        <w:rPr>
-          <w:rFonts w:hint="eastAsia"/>
-        </w:rPr>
-        <w:t>做保</w:t>
-      </w:r>
-      <w:proofErr w:type="gramEnd"/>
-      <w:r>
-        <w:rPr>
-          <w:rFonts w:hint="eastAsia"/>
-        </w:rPr>
-        <w:t>证对话不会无限膨胀，同时也减小了</w:t>
+        <w:t>中挑选出最有前景的一条，作为继续对话的基础，其余分支则舍弃不再跟进。这样做保证对话不会无限膨胀，同时也减小了</w:t>
       </w:r>
       <w:r>
         <w:rPr>
@@ -19803,21 +19156,7 @@
         <w:rPr>
           <w:rFonts w:hint="eastAsia"/>
         </w:rPr>
-        <w:t>此策略类似于启发式搜索中的剪枝，去除了低效路径以减少噪声、节约资源。在我们的系统中，长会话剪枝作为保护机制，确保了极端情况下系统仍能在合理时间内给出结果，不至于出现</w:t>
-      </w:r>
-      <w:proofErr w:type="gramStart"/>
-      <w:r>
-        <w:rPr>
-          <w:rFonts w:hint="eastAsia"/>
-        </w:rPr>
-        <w:t>宕</w:t>
-      </w:r>
-      <w:proofErr w:type="gramEnd"/>
-      <w:r>
-        <w:rPr>
-          <w:rFonts w:hint="eastAsia"/>
-        </w:rPr>
-        <w:t>机的情况</w:t>
+        <w:t>此策略类似于启发式搜索中的剪枝，去除了低效路径以减少噪声、节约资源。在我们的系统中，长会话剪枝作为保护机制，确保了极端情况下系统仍能在合理时间内给出结果，不至于出现宕机的情况</w:t>
       </w:r>
       <w:r>
         <w:rPr>
@@ -19855,13 +19194,6 @@
           <w:sz w:val="24"/>
         </w:rPr>
         <w:t xml:space="preserve"> </w:t>
-      </w:r>
-      <w:r>
-        <w:rPr>
-          <w:rFonts w:eastAsia="黑体" w:hint="eastAsia"/>
-          <w:sz w:val="24"/>
-        </w:rPr>
-        <w:t>增强确定性：</w:t>
       </w:r>
       <w:r>
         <w:rPr>
@@ -19911,8 +19243,6 @@
       <w:r>
         <w:rPr>
           <w:rFonts w:hint="eastAsia"/>
-          <w:i/>
-          <w:iCs/>
         </w:rPr>
         <w:t>通义千问</w:t>
       </w:r>
@@ -19924,39 +19254,23 @@
       </w:r>
       <w:proofErr w:type="gramEnd"/>
       <w:r>
-        <w:rPr>
-          <w:b/>
-          <w:bCs/>
-        </w:rPr>
         <w:t>partial mode</w:t>
       </w:r>
       <w:r>
         <w:rPr>
           <w:rFonts w:hint="eastAsia"/>
         </w:rPr>
-        <w:t>技术。其核心是</w:t>
-      </w:r>
-      <w:r>
-        <w:rPr>
-          <w:rFonts w:hint="eastAsia"/>
-          <w:b/>
-          <w:bCs/>
-        </w:rPr>
-        <w:t>为</w:t>
-      </w:r>
-      <w:r>
-        <w:rPr>
-          <w:rFonts w:hint="eastAsia"/>
-          <w:b/>
-          <w:bCs/>
+        <w:t>技术。其核心是为</w:t>
+      </w:r>
+      <w:r>
+        <w:rPr>
+          <w:rFonts w:hint="eastAsia"/>
         </w:rPr>
         <w:t>LLM</w:t>
       </w:r>
       <w:r>
         <w:rPr>
           <w:rFonts w:hint="eastAsia"/>
-          <w:b/>
-          <w:bCs/>
         </w:rPr>
         <w:t>的回答指定固定前缀</w:t>
       </w:r>
@@ -20155,21 +19469,7 @@
         <w:rPr>
           <w:rFonts w:hint="eastAsia"/>
         </w:rPr>
-        <w:t>格式输出结果。例如，在报</w:t>
-      </w:r>
-      <w:proofErr w:type="gramStart"/>
-      <w:r>
-        <w:rPr>
-          <w:rFonts w:hint="eastAsia"/>
-        </w:rPr>
-        <w:t>错解释</w:t>
-      </w:r>
-      <w:proofErr w:type="gramEnd"/>
-      <w:r>
-        <w:rPr>
-          <w:rFonts w:hint="eastAsia"/>
-        </w:rPr>
-        <w:t>智能体给用户反馈时，我们预先定义</w:t>
+        <w:t>格式输出结果。例如，在报错解释智能体给用户反馈时，我们预先定义</w:t>
       </w:r>
       <w:r>
         <w:rPr>
@@ -20195,14 +19495,12 @@
         </w:rPr>
         <w:t>，其中包含“</w:t>
       </w:r>
-      <w:proofErr w:type="spellStart"/>
       <w:r>
         <w:rPr>
           <w:rFonts w:hint="eastAsia"/>
         </w:rPr>
         <w:t>error_type</w:t>
       </w:r>
-      <w:proofErr w:type="spellEnd"/>
       <w:r>
         <w:rPr>
           <w:rFonts w:hint="eastAsia"/>
@@ -20445,7 +19743,7 @@
           <w:b w:val="0"/>
           <w:sz w:val="24"/>
         </w:rPr>
-        <w:t>数据安全：事务机制与访问控制</w:t>
+        <w:t>事务机制与访问控制</w:t>
       </w:r>
       <w:bookmarkEnd w:id="78"/>
     </w:p>
@@ -20595,8 +19893,6 @@
       <w:r>
         <w:rPr>
           <w:rFonts w:hint="eastAsia"/>
-          <w:b/>
-          <w:bCs/>
         </w:rPr>
         <w:t>数据库事务</w:t>
       </w:r>
@@ -20652,16 +19948,8 @@
         <w:rPr>
           <w:rFonts w:hint="eastAsia"/>
         </w:rPr>
-        <w:t>）被意外执行的风险——即使执行了也会在没有提交时</w:t>
-      </w:r>
-      <w:proofErr w:type="gramStart"/>
-      <w:r>
-        <w:rPr>
-          <w:rFonts w:hint="eastAsia"/>
-        </w:rPr>
-        <w:t>被回滚撤销</w:t>
-      </w:r>
-      <w:proofErr w:type="gramEnd"/>
+        <w:t>）被意外执行的风险——即使执行了也会在没有提交时被回滚撤销</w:t>
+      </w:r>
       <w:r>
         <w:rPr>
           <w:rFonts w:hint="eastAsia"/>
@@ -20688,8 +19976,6 @@
       <w:r>
         <w:rPr>
           <w:rFonts w:hint="eastAsia"/>
-          <w:b/>
-          <w:bCs/>
         </w:rPr>
         <w:t>权限控制</w:t>
       </w:r>
@@ -20998,14 +20284,12 @@
         </w:rPr>
         <w:t>和</w:t>
       </w:r>
-      <w:proofErr w:type="spellStart"/>
       <w:r>
         <w:rPr>
           <w:rFonts w:hint="eastAsia"/>
         </w:rPr>
         <w:t>WikiSQL</w:t>
       </w:r>
-      <w:proofErr w:type="spellEnd"/>
       <w:r>
         <w:rPr>
           <w:rFonts w:hint="eastAsia"/>
@@ -21103,7 +20387,6 @@
           <w:sz w:val="24"/>
         </w:rPr>
       </w:pPr>
-      <w:proofErr w:type="spellStart"/>
       <w:r>
         <w:rPr>
           <w:rFonts w:hint="eastAsia"/>
@@ -21112,7 +20395,6 @@
         </w:rPr>
         <w:t>WikiSQL</w:t>
       </w:r>
-      <w:proofErr w:type="spellEnd"/>
       <w:r>
         <w:rPr>
           <w:rFonts w:hint="eastAsia"/>
@@ -21260,6 +20542,7 @@
         <w:ind w:left="714" w:hanging="357"/>
         <w:jc w:val="left"/>
         <w:rPr>
+          <w:rFonts w:hint="eastAsia"/>
           <w:kern w:val="0"/>
           <w:sz w:val="24"/>
         </w:rPr>
@@ -21271,6 +20554,13 @@
           <w:sz w:val="24"/>
         </w:rPr>
         <w:t>自省能力：在掺杂了混淆字符的不合法查询中，系统识别出错误并拒绝回答的比例。</w:t>
+      </w:r>
+      <w:r>
+        <w:rPr>
+          <w:kern w:val="0"/>
+          <w:sz w:val="24"/>
+        </w:rPr>
+        <w:br w:type="page"/>
       </w:r>
     </w:p>
     <w:p>
@@ -21344,16 +20634,16 @@
           <w:noProof/>
         </w:rPr>
         <w:drawing>
-          <wp:anchor distT="0" distB="0" distL="114300" distR="114300" simplePos="0" relativeHeight="251696128" behindDoc="0" locked="0" layoutInCell="1" allowOverlap="1" wp14:anchorId="40F3CBD5" wp14:editId="74829B47">
+          <wp:anchor distT="0" distB="0" distL="114300" distR="114300" simplePos="0" relativeHeight="251696128" behindDoc="0" locked="0" layoutInCell="1" allowOverlap="1" wp14:anchorId="40F3CBD5" wp14:editId="007DFC88">
             <wp:simplePos x="0" y="0"/>
             <wp:positionH relativeFrom="margin">
               <wp:align>right</wp:align>
             </wp:positionH>
             <wp:positionV relativeFrom="paragraph">
-              <wp:posOffset>1282882</wp:posOffset>
+              <wp:posOffset>1268070</wp:posOffset>
             </wp:positionV>
             <wp:extent cx="5577840" cy="3248025"/>
-            <wp:effectExtent l="0" t="0" r="3810" b="0"/>
+            <wp:effectExtent l="0" t="0" r="3810" b="9525"/>
             <wp:wrapTopAndBottom/>
             <wp:docPr id="91" name="Picture" title="fig:"/>
             <wp:cNvGraphicFramePr/>
@@ -21381,7 +20671,7 @@
                   <pic:spPr bwMode="auto">
                     <a:xfrm>
                       <a:off x="0" y="0"/>
-                      <a:ext cx="5609193" cy="3265961"/>
+                      <a:ext cx="5577840" cy="3248025"/>
                     </a:xfrm>
                     <a:prstGeom prst="rect">
                       <a:avLst/>
@@ -21430,21 +20720,7 @@
         <w:rPr>
           <w:rFonts w:hint="eastAsia"/>
         </w:rPr>
-        <w:t>系统架构的有效性，我们设计了这样的实验：首先将智能</w:t>
-      </w:r>
-      <w:proofErr w:type="gramStart"/>
-      <w:r>
-        <w:rPr>
-          <w:rFonts w:hint="eastAsia"/>
-        </w:rPr>
-        <w:t>体数量</w:t>
-      </w:r>
-      <w:proofErr w:type="gramEnd"/>
-      <w:r>
-        <w:rPr>
-          <w:rFonts w:hint="eastAsia"/>
-        </w:rPr>
-        <w:t>设置为</w:t>
+        <w:t>系统架构的有效性，我们设计了这样的实验：首先将智能体数量设置为</w:t>
       </w:r>
       <w:r>
         <w:rPr>
@@ -21683,21 +20959,7 @@
         <w:rPr>
           <w:rFonts w:hint="eastAsia"/>
         </w:rPr>
-        <w:t>直接调用相比，采用流水线架构的单智能</w:t>
-      </w:r>
-      <w:proofErr w:type="gramStart"/>
-      <w:r>
-        <w:rPr>
-          <w:rFonts w:hint="eastAsia"/>
-        </w:rPr>
-        <w:t>体模式</w:t>
-      </w:r>
-      <w:proofErr w:type="gramEnd"/>
-      <w:r>
-        <w:rPr>
-          <w:rFonts w:hint="eastAsia"/>
-        </w:rPr>
-        <w:t>在</w:t>
+        <w:t>直接调用相比，采用流水线架构的单智能体模式在</w:t>
       </w:r>
       <w:r>
         <w:rPr>
@@ -21735,14 +20997,12 @@
         </w:rPr>
         <w:t>，在</w:t>
       </w:r>
-      <w:proofErr w:type="spellStart"/>
       <w:r>
         <w:rPr>
           <w:rFonts w:hint="eastAsia"/>
         </w:rPr>
         <w:t>WikiSQL</w:t>
       </w:r>
-      <w:proofErr w:type="spellEnd"/>
       <w:r>
         <w:rPr>
           <w:rFonts w:hint="eastAsia"/>
@@ -21796,41 +21056,28 @@
         <w:jc w:val="center"/>
       </w:pPr>
       <w:r>
-        <w:rPr>
-          <w:rFonts w:hint="eastAsia"/>
-          <w:sz w:val="21"/>
-          <w:szCs w:val="21"/>
-        </w:rPr>
-        <w:t>图</w:t>
-      </w:r>
-      <w:r>
-        <w:rPr>
-          <w:noProof/>
-          <w:sz w:val="21"/>
-          <w:szCs w:val="21"/>
-        </w:rPr>
         <w:drawing>
-          <wp:anchor distT="0" distB="0" distL="114300" distR="114300" simplePos="0" relativeHeight="251697152" behindDoc="0" locked="0" layoutInCell="1" allowOverlap="1" wp14:anchorId="441F61D5" wp14:editId="57EECCEE">
+          <wp:anchor distT="0" distB="0" distL="114300" distR="114300" simplePos="0" relativeHeight="251704320" behindDoc="0" locked="0" layoutInCell="1" allowOverlap="1" wp14:anchorId="72BEB2EB" wp14:editId="45E865EF">
             <wp:simplePos x="0" y="0"/>
             <wp:positionH relativeFrom="margin">
-              <wp:align>right</wp:align>
+              <wp:posOffset>653415</wp:posOffset>
             </wp:positionH>
             <wp:positionV relativeFrom="paragraph">
-              <wp:posOffset>0</wp:posOffset>
+              <wp:posOffset>72390</wp:posOffset>
             </wp:positionV>
-            <wp:extent cx="5579745" cy="3241040"/>
-            <wp:effectExtent l="0" t="0" r="1905" b="0"/>
+            <wp:extent cx="4067175" cy="3379470"/>
+            <wp:effectExtent l="0" t="0" r="9525" b="0"/>
             <wp:wrapTopAndBottom/>
-            <wp:docPr id="94" name="Picture" title="fig:"/>
-            <wp:cNvGraphicFramePr/>
+            <wp:docPr id="1680094737" name="图片 1"/>
+            <wp:cNvGraphicFramePr>
+              <a:graphicFrameLocks xmlns:a="http://schemas.openxmlformats.org/drawingml/2006/main" noChangeAspect="1"/>
+            </wp:cNvGraphicFramePr>
             <a:graphic xmlns:a="http://schemas.openxmlformats.org/drawingml/2006/main">
               <a:graphicData uri="http://schemas.openxmlformats.org/drawingml/2006/picture">
                 <pic:pic xmlns:pic="http://schemas.openxmlformats.org/drawingml/2006/picture">
                   <pic:nvPicPr>
-                    <pic:cNvPr id="95" name="Picture" descr="C:\Users\seer\AppData\Local\Temp\\17425384507206.png"/>
-                    <pic:cNvPicPr>
-                      <a:picLocks noChangeAspect="1" noChangeArrowheads="1"/>
-                    </pic:cNvPicPr>
+                    <pic:cNvPr id="1680094737" name=""/>
+                    <pic:cNvPicPr/>
                   </pic:nvPicPr>
                   <pic:blipFill>
                     <a:blip r:embed="rId20" cstate="print">
@@ -21844,10 +21091,123 @@
                       <a:fillRect/>
                     </a:stretch>
                   </pic:blipFill>
+                  <pic:spPr>
+                    <a:xfrm>
+                      <a:off x="0" y="0"/>
+                      <a:ext cx="4067175" cy="3379470"/>
+                    </a:xfrm>
+                    <a:prstGeom prst="rect">
+                      <a:avLst/>
+                    </a:prstGeom>
+                  </pic:spPr>
+                </pic:pic>
+              </a:graphicData>
+            </a:graphic>
+            <wp14:sizeRelH relativeFrom="margin">
+              <wp14:pctWidth>0</wp14:pctWidth>
+            </wp14:sizeRelH>
+            <wp14:sizeRelV relativeFrom="margin">
+              <wp14:pctHeight>0</wp14:pctHeight>
+            </wp14:sizeRelV>
+          </wp:anchor>
+        </w:drawing>
+      </w:r>
+      <w:r>
+        <w:rPr>
+          <w:rFonts w:hint="eastAsia"/>
+          <w:sz w:val="21"/>
+          <w:szCs w:val="21"/>
+        </w:rPr>
+        <w:t>图</w:t>
+      </w:r>
+      <w:r>
+        <w:rPr>
+          <w:rFonts w:hint="eastAsia"/>
+          <w:sz w:val="21"/>
+          <w:szCs w:val="21"/>
+        </w:rPr>
+        <w:t xml:space="preserve">5-2: </w:t>
+      </w:r>
+      <w:r>
+        <w:rPr>
+          <w:rFonts w:hint="eastAsia"/>
+          <w:sz w:val="21"/>
+          <w:szCs w:val="21"/>
+        </w:rPr>
+        <w:t>耗时</w:t>
+      </w:r>
+      <w:r>
+        <w:br/>
+      </w:r>
+      <w:r>
+        <w:rPr>
+          <w:rFonts w:hint="eastAsia"/>
+          <w:sz w:val="21"/>
+          <w:szCs w:val="21"/>
+        </w:rPr>
+        <w:t xml:space="preserve">Figure 5-2: </w:t>
+      </w:r>
+      <w:r>
+        <w:rPr>
+          <w:sz w:val="21"/>
+          <w:szCs w:val="21"/>
+        </w:rPr>
+        <w:t>time consuming</w:t>
+      </w:r>
+    </w:p>
+    <w:p>
+      <w:pPr>
+        <w:pStyle w:val="ae"/>
+        <w:tabs>
+          <w:tab w:val="clear" w:pos="4153"/>
+          <w:tab w:val="clear" w:pos="8306"/>
+        </w:tabs>
+        <w:spacing w:line="360" w:lineRule="auto"/>
+        <w:ind w:firstLineChars="200" w:firstLine="480"/>
+      </w:pPr>
+      <w:r>
+        <w:rPr>
+          <w:noProof/>
+        </w:rPr>
+        <w:drawing>
+          <wp:anchor distT="0" distB="0" distL="114300" distR="114300" simplePos="0" relativeHeight="251699200" behindDoc="0" locked="0" layoutInCell="1" allowOverlap="1" wp14:anchorId="47E0B9DD" wp14:editId="5FF78B98">
+            <wp:simplePos x="0" y="0"/>
+            <wp:positionH relativeFrom="margin">
+              <wp:posOffset>2987040</wp:posOffset>
+            </wp:positionH>
+            <wp:positionV relativeFrom="paragraph">
+              <wp:posOffset>869315</wp:posOffset>
+            </wp:positionV>
+            <wp:extent cx="2800985" cy="2252980"/>
+            <wp:effectExtent l="0" t="0" r="0" b="0"/>
+            <wp:wrapTopAndBottom/>
+            <wp:docPr id="100" name="Picture" title="fig:"/>
+            <wp:cNvGraphicFramePr/>
+            <a:graphic xmlns:a="http://schemas.openxmlformats.org/drawingml/2006/main">
+              <a:graphicData uri="http://schemas.openxmlformats.org/drawingml/2006/picture">
+                <pic:pic xmlns:pic="http://schemas.openxmlformats.org/drawingml/2006/picture">
+                  <pic:nvPicPr>
+                    <pic:cNvPr id="101" name="Picture" descr="C:\Users\seer\AppData\Local\Temp\\17425384507278.png"/>
+                    <pic:cNvPicPr>
+                      <a:picLocks noChangeAspect="1" noChangeArrowheads="1"/>
+                    </pic:cNvPicPr>
+                  </pic:nvPicPr>
+                  <pic:blipFill>
+                    <a:blip r:embed="rId21" cstate="print">
+                      <a:extLst>
+                        <a:ext uri="{28A0092B-C50C-407E-A947-70E740481C1C}">
+                          <a14:useLocalDpi xmlns:a14="http://schemas.microsoft.com/office/drawing/2010/main" val="0"/>
+                        </a:ext>
+                      </a:extLst>
+                    </a:blip>
+                    <a:stretch>
+                      <a:fillRect/>
+                    </a:stretch>
+                  </pic:blipFill>
                   <pic:spPr bwMode="auto">
                     <a:xfrm>
                       <a:off x="0" y="0"/>
-                      <a:ext cx="5579745" cy="3241040"/>
+                      <a:ext cx="2800985" cy="2252980"/>
                     </a:xfrm>
                     <a:prstGeom prst="rect">
                       <a:avLst/>
@@ -21873,57 +21233,12 @@
       </w:r>
       <w:r>
         <w:rPr>
-          <w:rFonts w:hint="eastAsia"/>
-          <w:sz w:val="21"/>
-          <w:szCs w:val="21"/>
-        </w:rPr>
-        <w:t xml:space="preserve">5-2: </w:t>
-      </w:r>
-      <w:r>
-        <w:rPr>
-          <w:rFonts w:hint="eastAsia"/>
-          <w:sz w:val="21"/>
-          <w:szCs w:val="21"/>
-        </w:rPr>
-        <w:t>耗时</w:t>
-      </w:r>
-      <w:r>
-        <w:br/>
-      </w:r>
-      <w:r>
-        <w:rPr>
-          <w:rFonts w:hint="eastAsia"/>
-          <w:sz w:val="21"/>
-          <w:szCs w:val="21"/>
-        </w:rPr>
-        <w:t xml:space="preserve">Figure 5-2: </w:t>
-      </w:r>
-      <w:r>
-        <w:rPr>
-          <w:sz w:val="21"/>
-          <w:szCs w:val="21"/>
-        </w:rPr>
-        <w:t>time consuming</w:t>
-      </w:r>
-    </w:p>
-    <w:p>
-      <w:pPr>
-        <w:pStyle w:val="ae"/>
-        <w:tabs>
-          <w:tab w:val="clear" w:pos="4153"/>
-          <w:tab w:val="clear" w:pos="8306"/>
-        </w:tabs>
-        <w:spacing w:line="360" w:lineRule="auto"/>
-        <w:ind w:firstLineChars="200" w:firstLine="420"/>
-      </w:pPr>
-      <w:r>
-        <w:rPr>
           <w:noProof/>
           <w:sz w:val="21"/>
           <w:szCs w:val="21"/>
         </w:rPr>
         <w:drawing>
-          <wp:anchor distT="0" distB="0" distL="114300" distR="114300" simplePos="0" relativeHeight="251698176" behindDoc="0" locked="0" layoutInCell="1" allowOverlap="1" wp14:anchorId="17621796" wp14:editId="7F49CE8F">
+          <wp:anchor distT="0" distB="0" distL="114300" distR="114300" simplePos="0" relativeHeight="251698176" behindDoc="0" locked="0" layoutInCell="1" allowOverlap="1" wp14:anchorId="17621796" wp14:editId="330ABB47">
             <wp:simplePos x="0" y="0"/>
             <wp:positionH relativeFrom="margin">
               <wp:align>left</wp:align>
@@ -21946,7 +21261,7 @@
                     </pic:cNvPicPr>
                   </pic:nvPicPr>
                   <pic:blipFill>
-                    <a:blip r:embed="rId21" cstate="print">
+                    <a:blip r:embed="rId22" cstate="print">
                       <a:extLst>
                         <a:ext uri="{28A0092B-C50C-407E-A947-70E740481C1C}">
                           <a14:useLocalDpi xmlns:a14="http://schemas.microsoft.com/office/drawing/2010/main" val="0"/>
@@ -21986,72 +21301,6 @@
       </w:r>
       <w:r>
         <w:rPr>
-          <w:noProof/>
-        </w:rPr>
-        <w:drawing>
-          <wp:anchor distT="0" distB="0" distL="114300" distR="114300" simplePos="0" relativeHeight="251699200" behindDoc="0" locked="0" layoutInCell="1" allowOverlap="1" wp14:anchorId="47E0B9DD" wp14:editId="63A84BFA">
-            <wp:simplePos x="0" y="0"/>
-            <wp:positionH relativeFrom="margin">
-              <wp:posOffset>2984228</wp:posOffset>
-            </wp:positionH>
-            <wp:positionV relativeFrom="paragraph">
-              <wp:posOffset>868498</wp:posOffset>
-            </wp:positionV>
-            <wp:extent cx="2800985" cy="2192020"/>
-            <wp:effectExtent l="0" t="0" r="0" b="0"/>
-            <wp:wrapTopAndBottom/>
-            <wp:docPr id="100" name="Picture" title="fig:"/>
-            <wp:cNvGraphicFramePr/>
-            <a:graphic xmlns:a="http://schemas.openxmlformats.org/drawingml/2006/main">
-              <a:graphicData uri="http://schemas.openxmlformats.org/drawingml/2006/picture">
-                <pic:pic xmlns:pic="http://schemas.openxmlformats.org/drawingml/2006/picture">
-                  <pic:nvPicPr>
-                    <pic:cNvPr id="101" name="Picture" descr="C:\Users\seer\AppData\Local\Temp\\17425384507278.png"/>
-                    <pic:cNvPicPr>
-                      <a:picLocks noChangeAspect="1" noChangeArrowheads="1"/>
-                    </pic:cNvPicPr>
-                  </pic:nvPicPr>
-                  <pic:blipFill>
-                    <a:blip r:embed="rId22" cstate="print">
-                      <a:extLst>
-                        <a:ext uri="{28A0092B-C50C-407E-A947-70E740481C1C}">
-                          <a14:useLocalDpi xmlns:a14="http://schemas.microsoft.com/office/drawing/2010/main" val="0"/>
-                        </a:ext>
-                      </a:extLst>
-                    </a:blip>
-                    <a:stretch>
-                      <a:fillRect/>
-                    </a:stretch>
-                  </pic:blipFill>
-                  <pic:spPr bwMode="auto">
-                    <a:xfrm>
-                      <a:off x="0" y="0"/>
-                      <a:ext cx="2800985" cy="2192020"/>
-                    </a:xfrm>
-                    <a:prstGeom prst="rect">
-                      <a:avLst/>
-                    </a:prstGeom>
-                    <a:noFill/>
-                    <a:ln w="9525">
-                      <a:noFill/>
-                      <a:headEnd/>
-                      <a:tailEnd/>
-                    </a:ln>
-                  </pic:spPr>
-                </pic:pic>
-              </a:graphicData>
-            </a:graphic>
-            <wp14:sizeRelH relativeFrom="margin">
-              <wp14:pctWidth>0</wp14:pctWidth>
-            </wp14:sizeRelH>
-            <wp14:sizeRelV relativeFrom="margin">
-              <wp14:pctHeight>0</wp14:pctHeight>
-            </wp14:sizeRelV>
-          </wp:anchor>
-        </w:drawing>
-      </w:r>
-      <w:r>
-        <w:rPr>
           <w:rFonts w:hint="eastAsia"/>
         </w:rPr>
         <w:t>执行效率（图</w:t>
@@ -22292,21 +21541,7 @@
         <w:rPr>
           <w:rFonts w:hint="eastAsia"/>
         </w:rPr>
-        <w:t>通过上述基准测试，我们证实了即便是在智能</w:t>
-      </w:r>
-      <w:proofErr w:type="gramStart"/>
-      <w:r>
-        <w:rPr>
-          <w:rFonts w:hint="eastAsia"/>
-        </w:rPr>
-        <w:t>体数量</w:t>
-      </w:r>
-      <w:proofErr w:type="gramEnd"/>
-      <w:r>
-        <w:rPr>
-          <w:rFonts w:hint="eastAsia"/>
-        </w:rPr>
-        <w:t>退化为单个的情况下，本系统设计的多阶段流水线依然能显著提高</w:t>
+        <w:t>通过上述基准测试，我们证实了即便是在智能体数量退化为单个的情况下，本系统设计的多阶段流水线依然能显著提高</w:t>
       </w:r>
       <w:r>
         <w:rPr>
@@ -22371,7 +21606,25 @@
           <w:sz w:val="28"/>
           <w:szCs w:val="28"/>
         </w:rPr>
-        <w:t>配置测试：参数调整</w:t>
+        <w:t>智能</w:t>
+      </w:r>
+      <w:proofErr w:type="gramStart"/>
+      <w:r>
+        <w:rPr>
+          <w:rFonts w:eastAsia="黑体" w:hint="eastAsia"/>
+          <w:sz w:val="28"/>
+          <w:szCs w:val="28"/>
+        </w:rPr>
+        <w:t>体数量</w:t>
+      </w:r>
+      <w:proofErr w:type="gramEnd"/>
+      <w:r>
+        <w:rPr>
+          <w:rFonts w:eastAsia="黑体" w:hint="eastAsia"/>
+          <w:sz w:val="28"/>
+          <w:szCs w:val="28"/>
+        </w:rPr>
+        <w:t>调整</w:t>
       </w:r>
       <w:bookmarkStart w:id="107" w:name="_Toc135816555"/>
       <w:bookmarkStart w:id="108" w:name="_Toc136438777"/>
@@ -22385,6 +21638,14 @@
       <w:bookmarkEnd w:id="104"/>
       <w:bookmarkEnd w:id="105"/>
       <w:bookmarkEnd w:id="106"/>
+      <w:r>
+        <w:rPr>
+          <w:rFonts w:eastAsia="黑体" w:hint="eastAsia"/>
+          <w:sz w:val="28"/>
+          <w:szCs w:val="28"/>
+        </w:rPr>
+        <w:t>测试</w:t>
+      </w:r>
     </w:p>
     <w:p>
       <w:pPr>
@@ -22469,35 +21730,7 @@
         <w:rPr>
           <w:rFonts w:hint="eastAsia"/>
         </w:rPr>
-        <w:t>进一步考察智能</w:t>
-      </w:r>
-      <w:proofErr w:type="gramStart"/>
-      <w:r>
-        <w:rPr>
-          <w:rFonts w:hint="eastAsia"/>
-        </w:rPr>
-        <w:t>体数量</w:t>
-      </w:r>
-      <w:proofErr w:type="gramEnd"/>
-      <w:r>
-        <w:rPr>
-          <w:rFonts w:hint="eastAsia"/>
-        </w:rPr>
-        <w:t>对系统性能的影响，分别设置智能</w:t>
-      </w:r>
-      <w:proofErr w:type="gramStart"/>
-      <w:r>
-        <w:rPr>
-          <w:rFonts w:hint="eastAsia"/>
-        </w:rPr>
-        <w:t>体数量</w:t>
-      </w:r>
-      <w:proofErr w:type="gramEnd"/>
-      <w:r>
-        <w:rPr>
-          <w:rFonts w:hint="eastAsia"/>
-        </w:rPr>
-        <w:t>为</w:t>
+        <w:t>进一步考察智能体数量对系统性能的影响，分别设置智能体数量为</w:t>
       </w:r>
       <w:r>
         <w:rPr>
@@ -22631,13 +21864,13 @@
           <w:noProof/>
         </w:rPr>
         <w:drawing>
-          <wp:anchor distT="0" distB="0" distL="114300" distR="114300" simplePos="0" relativeHeight="251701248" behindDoc="0" locked="0" layoutInCell="1" allowOverlap="1" wp14:anchorId="40329CB4" wp14:editId="2A7B736A">
+          <wp:anchor distT="0" distB="0" distL="114300" distR="114300" simplePos="0" relativeHeight="251701248" behindDoc="0" locked="0" layoutInCell="1" allowOverlap="1" wp14:anchorId="40329CB4" wp14:editId="2BBE7DAF">
             <wp:simplePos x="0" y="0"/>
             <wp:positionH relativeFrom="margin">
               <wp:align>center</wp:align>
             </wp:positionH>
             <wp:positionV relativeFrom="paragraph">
-              <wp:posOffset>1161143</wp:posOffset>
+              <wp:posOffset>1198245</wp:posOffset>
             </wp:positionV>
             <wp:extent cx="3832225" cy="2764790"/>
             <wp:effectExtent l="0" t="0" r="0" b="0"/>
@@ -22752,21 +21985,7 @@
         <w:rPr>
           <w:rFonts w:hint="eastAsia"/>
         </w:rPr>
-        <w:t>后，准确率提升趋势变缓，甚至略有下降。推测这可能是因为随着智能</w:t>
-      </w:r>
-      <w:proofErr w:type="gramStart"/>
-      <w:r>
-        <w:rPr>
-          <w:rFonts w:hint="eastAsia"/>
-        </w:rPr>
-        <w:t>体数量</w:t>
-      </w:r>
-      <w:proofErr w:type="gramEnd"/>
-      <w:r>
-        <w:rPr>
-          <w:rFonts w:hint="eastAsia"/>
-        </w:rPr>
-        <w:t>的增加，模型生成的</w:t>
+        <w:t>后，准确率提升趋势变缓，甚至略有下降。推测这可能是因为随着智能体数量的增加，模型生成的</w:t>
       </w:r>
       <w:r>
         <w:rPr>
@@ -22875,21 +22094,7 @@
         <w:rPr>
           <w:rFonts w:hint="eastAsia"/>
         </w:rPr>
-        <w:t>此外，智能</w:t>
-      </w:r>
-      <w:proofErr w:type="gramStart"/>
-      <w:r>
-        <w:rPr>
-          <w:rFonts w:hint="eastAsia"/>
-        </w:rPr>
-        <w:t>体数量</w:t>
-      </w:r>
-      <w:proofErr w:type="gramEnd"/>
-      <w:r>
-        <w:rPr>
-          <w:rFonts w:hint="eastAsia"/>
-        </w:rPr>
-        <w:t>的增加显著增加了系统开销，表现为</w:t>
+        <w:t>此外，智能体数量的增加显著增加了系统开销，表现为</w:t>
       </w:r>
       <w:r>
         <w:rPr>
@@ -22931,21 +22136,7 @@
         <w:rPr>
           <w:rFonts w:hint="eastAsia"/>
         </w:rPr>
-        <w:t>。随着智能体数目的增加，更有可能出现单次</w:t>
-      </w:r>
-      <w:proofErr w:type="gramStart"/>
-      <w:r>
-        <w:rPr>
-          <w:rFonts w:hint="eastAsia"/>
-        </w:rPr>
-        <w:t>耗时极久</w:t>
-      </w:r>
-      <w:proofErr w:type="gramEnd"/>
-      <w:r>
-        <w:rPr>
-          <w:rFonts w:hint="eastAsia"/>
-        </w:rPr>
-        <w:t>的</w:t>
+        <w:t>。随着智能体数目的增加，更有可能出现单次耗时极久的</w:t>
       </w:r>
       <w:r>
         <w:rPr>
@@ -22969,21 +22160,7 @@
         <w:rPr>
           <w:rFonts w:hint="eastAsia"/>
         </w:rPr>
-        <w:t>请求会</w:t>
-      </w:r>
-      <w:proofErr w:type="gramStart"/>
-      <w:r>
-        <w:rPr>
-          <w:rFonts w:hint="eastAsia"/>
-        </w:rPr>
-        <w:t>主导整轮投票</w:t>
-      </w:r>
-      <w:proofErr w:type="gramEnd"/>
-      <w:r>
-        <w:rPr>
-          <w:rFonts w:hint="eastAsia"/>
-        </w:rPr>
-        <w:t>决策的时长，导致整体系统效率下降。</w:t>
+        <w:t>请求会主导整轮投票决策的时长，导致整体系统效率下降。</w:t>
       </w:r>
     </w:p>
     <w:p>
@@ -23000,21 +22177,7 @@
         <w:rPr>
           <w:rFonts w:hint="eastAsia"/>
         </w:rPr>
-        <w:t>权衡成本和性能，本研究推荐智能</w:t>
-      </w:r>
-      <w:proofErr w:type="gramStart"/>
-      <w:r>
-        <w:rPr>
-          <w:rFonts w:hint="eastAsia"/>
-        </w:rPr>
-        <w:t>体数量</w:t>
-      </w:r>
-      <w:proofErr w:type="gramEnd"/>
-      <w:r>
-        <w:rPr>
-          <w:rFonts w:hint="eastAsia"/>
-        </w:rPr>
-        <w:t>以</w:t>
+        <w:t>权衡成本和性能，本研究推荐智能体数量以</w:t>
       </w:r>
       <w:r>
         <w:rPr>
@@ -23038,21 +22201,7 @@
         <w:rPr>
           <w:rFonts w:hint="eastAsia"/>
         </w:rPr>
-        <w:t>筛选机制，以降低智能</w:t>
-      </w:r>
-      <w:proofErr w:type="gramStart"/>
-      <w:r>
-        <w:rPr>
-          <w:rFonts w:hint="eastAsia"/>
-        </w:rPr>
-        <w:t>体数量</w:t>
-      </w:r>
-      <w:proofErr w:type="gramEnd"/>
-      <w:r>
-        <w:rPr>
-          <w:rFonts w:hint="eastAsia"/>
-        </w:rPr>
-        <w:t>增加时出现的负面效应，从而在不明显增加成本和耗时的前提下进一步提高系统的准确性和稳定性。</w:t>
+        <w:t>筛选机制，以降低智能体数量增加时出现的负面效应，从而在不明显增加成本和耗时的前提下进一步提高系统的准确性和稳定性。</w:t>
       </w:r>
     </w:p>
     <w:p>
@@ -23096,7 +22245,7 @@
           <w:sz w:val="28"/>
           <w:szCs w:val="28"/>
         </w:rPr>
-        <w:t>消融实验：系统优化策略验证</w:t>
+        <w:t>消融实验</w:t>
       </w:r>
       <w:bookmarkEnd w:id="107"/>
       <w:bookmarkEnd w:id="108"/>
@@ -23197,14 +22346,12 @@
         </w:rPr>
         <w:t>，观察到系统在</w:t>
       </w:r>
-      <w:proofErr w:type="spellStart"/>
       <w:r>
         <w:rPr>
           <w:rFonts w:hint="eastAsia"/>
         </w:rPr>
         <w:t>WikiSQL</w:t>
       </w:r>
-      <w:proofErr w:type="spellEnd"/>
       <w:r>
         <w:rPr>
           <w:rFonts w:hint="eastAsia"/>
@@ -23239,7 +22386,6 @@
           <w:sz w:val="24"/>
         </w:rPr>
       </w:pPr>
-      <w:proofErr w:type="spellStart"/>
       <w:r>
         <w:rPr>
           <w:rFonts w:hint="eastAsia"/>
@@ -23248,7 +22394,6 @@
         </w:rPr>
         <w:t>WikiSQL</w:t>
       </w:r>
-      <w:proofErr w:type="spellEnd"/>
       <w:r>
         <w:rPr>
           <w:rFonts w:hint="eastAsia"/>
@@ -23273,7 +22418,6 @@
         </w:rPr>
         <w:t>，影响较小。这主要由于</w:t>
       </w:r>
-      <w:proofErr w:type="spellStart"/>
       <w:r>
         <w:rPr>
           <w:rFonts w:hint="eastAsia"/>
@@ -23282,7 +22426,6 @@
         </w:rPr>
         <w:t>WikiSQL</w:t>
       </w:r>
-      <w:proofErr w:type="spellEnd"/>
       <w:r>
         <w:rPr>
           <w:rFonts w:hint="eastAsia"/>
@@ -23516,7 +22659,19 @@
         <w:rPr>
           <w:rFonts w:hint="eastAsia"/>
         </w:rPr>
-        <w:t>，严重降低用户体验。</w:t>
+        <w:t>，严重降低用户体验。若禁用上下文缓存机制，则整体响应时间增加约</w:t>
+      </w:r>
+      <w:r>
+        <w:rPr>
+          <w:rFonts w:hint="eastAsia"/>
+        </w:rPr>
+        <w:t>70%</w:t>
+      </w:r>
+      <w:r>
+        <w:rPr>
+          <w:rFonts w:hint="eastAsia"/>
+        </w:rPr>
+        <w:t>，尤其在多轮对话和相似查询中缓存机制表现突出。</w:t>
       </w:r>
     </w:p>
     <w:p>
@@ -23528,24 +22683,70 @@
         </w:tabs>
         <w:spacing w:line="360" w:lineRule="auto"/>
         <w:ind w:firstLineChars="200" w:firstLine="480"/>
-      </w:pPr>
-      <w:r>
-        <w:rPr>
-          <w:rFonts w:hint="eastAsia"/>
-        </w:rPr>
-        <w:t>若禁用上下文缓存机制，则整体响应时间增加约</w:t>
-      </w:r>
-      <w:r>
-        <w:rPr>
-          <w:rFonts w:hint="eastAsia"/>
-        </w:rPr>
-        <w:t>70%</w:t>
-      </w:r>
-      <w:r>
-        <w:rPr>
-          <w:rFonts w:hint="eastAsia"/>
-        </w:rPr>
-        <w:t>，尤其在多轮对话和相似查询中缓存机制表现突出。</w:t>
+        <w:rPr>
+          <w:rFonts w:hint="eastAsia"/>
+        </w:rPr>
+      </w:pPr>
+      <w:r>
+        <w:rPr>
+          <w:rFonts w:hint="eastAsia"/>
+        </w:rPr>
+        <w:t>以上结果表明，异步并行处理和缓存机制对系统性能提升至关重要，两者共同作用可以显著提升响应速度与吞吐能力。</w:t>
+      </w:r>
+      <w:r>
+        <w:br w:type="page"/>
+      </w:r>
+    </w:p>
+    <w:p>
+      <w:pPr>
+        <w:spacing w:beforeLines="50" w:before="156" w:afterLines="50" w:after="156" w:line="360" w:lineRule="auto"/>
+        <w:outlineLvl w:val="2"/>
+        <w:rPr>
+          <w:rFonts w:eastAsia="黑体"/>
+          <w:sz w:val="24"/>
+        </w:rPr>
+      </w:pPr>
+      <w:r>
+        <w:rPr>
+          <w:rFonts w:eastAsia="黑体" w:hint="eastAsia"/>
+          <w:sz w:val="24"/>
+        </w:rPr>
+        <w:t>4</w:t>
+      </w:r>
+      <w:r>
+        <w:rPr>
+          <w:rFonts w:eastAsia="黑体" w:hint="eastAsia"/>
+          <w:sz w:val="24"/>
+        </w:rPr>
+        <w:t>.4</w:t>
+      </w:r>
+      <w:r>
+        <w:rPr>
+          <w:rFonts w:eastAsia="黑体" w:hint="eastAsia"/>
+          <w:sz w:val="24"/>
+        </w:rPr>
+        <w:t>.3</w:t>
+      </w:r>
+      <w:r>
+        <w:rPr>
+          <w:rFonts w:eastAsia="黑体"/>
+          <w:sz w:val="24"/>
+        </w:rPr>
+        <w:t xml:space="preserve"> </w:t>
+      </w:r>
+      <w:r>
+        <w:rPr>
+          <w:rFonts w:eastAsia="黑体" w:hint="eastAsia"/>
+          <w:sz w:val="24"/>
+        </w:rPr>
+        <w:t>Partial Mode</w:t>
+      </w:r>
+      <w:r>
+        <w:rPr>
+          <w:rFonts w:eastAsia="黑体" w:hint="eastAsia"/>
+          <w:sz w:val="24"/>
+        </w:rPr>
+        <w:t>前缀引导与结构化输出</w:t>
       </w:r>
     </w:p>
     <w:p>
@@ -23562,59 +22763,64 @@
         <w:rPr>
           <w:rFonts w:hint="eastAsia"/>
         </w:rPr>
-        <w:t>以上结果表明，异步并行处理和缓存机制对系统性能提升至关重要，两者共同作用可以显著提升响应速度与吞吐能力。</w:t>
-      </w:r>
-    </w:p>
-    <w:p>
-      <w:pPr>
-        <w:spacing w:line="360" w:lineRule="auto"/>
-        <w:outlineLvl w:val="2"/>
-        <w:rPr>
-          <w:rFonts w:eastAsia="黑体"/>
-          <w:sz w:val="24"/>
-        </w:rPr>
-      </w:pPr>
-      <w:r>
-        <w:rPr>
-          <w:rFonts w:eastAsia="黑体" w:hint="eastAsia"/>
-          <w:sz w:val="24"/>
-        </w:rPr>
-        <w:t>4</w:t>
-      </w:r>
-      <w:r>
-        <w:rPr>
-          <w:rFonts w:eastAsia="黑体" w:hint="eastAsia"/>
-          <w:sz w:val="24"/>
-        </w:rPr>
-        <w:t>.4</w:t>
-      </w:r>
-      <w:r>
-        <w:rPr>
-          <w:rFonts w:eastAsia="黑体" w:hint="eastAsia"/>
-          <w:sz w:val="24"/>
-        </w:rPr>
-        <w:t>.3</w:t>
-      </w:r>
-      <w:r>
-        <w:rPr>
-          <w:rFonts w:eastAsia="黑体"/>
-          <w:sz w:val="24"/>
-        </w:rPr>
+        <w:t>取消</w:t>
+      </w:r>
+      <w:r>
+        <w:rPr>
+          <w:rFonts w:hint="eastAsia"/>
+        </w:rPr>
+        <w:t>partial</w:t>
+      </w:r>
+      <w:r>
         <w:t xml:space="preserve"> </w:t>
       </w:r>
       <w:r>
         <w:rPr>
-          <w:rFonts w:eastAsia="黑体" w:hint="eastAsia"/>
-          <w:sz w:val="24"/>
-        </w:rPr>
-        <w:t>Partial Mode</w:t>
-      </w:r>
-      <w:r>
-        <w:rPr>
-          <w:rFonts w:eastAsia="黑体" w:hint="eastAsia"/>
-          <w:sz w:val="24"/>
-        </w:rPr>
-        <w:t>前缀引导与结构化输出</w:t>
+          <w:rFonts w:hint="eastAsia"/>
+        </w:rPr>
+        <w:t>mode</w:t>
+      </w:r>
+      <w:r>
+        <w:rPr>
+          <w:rFonts w:hint="eastAsia"/>
+        </w:rPr>
+        <w:t>前缀引导和结构化输出约束，观察生成</w:t>
+      </w:r>
+      <w:r>
+        <w:rPr>
+          <w:rFonts w:hint="eastAsia"/>
+        </w:rPr>
+        <w:t>SQL</w:t>
+      </w:r>
+      <w:r>
+        <w:rPr>
+          <w:rFonts w:hint="eastAsia"/>
+        </w:rPr>
+        <w:t>与反馈解释的确定性。取消前缀引导后，模型输出中额外的非</w:t>
+      </w:r>
+      <w:r>
+        <w:rPr>
+          <w:rFonts w:hint="eastAsia"/>
+        </w:rPr>
+        <w:t>SQL</w:t>
+      </w:r>
+      <w:r>
+        <w:rPr>
+          <w:rFonts w:hint="eastAsia"/>
+        </w:rPr>
+        <w:t>解释文本显著增加，甚至完全不可控。约</w:t>
+      </w:r>
+      <w:r>
+        <w:rPr>
+          <w:rFonts w:hint="eastAsia"/>
+        </w:rPr>
+        <w:t>80%</w:t>
+      </w:r>
+      <w:r>
+        <w:rPr>
+          <w:rFonts w:hint="eastAsia"/>
+        </w:rPr>
+        <w:t>的生成结果无法自动解析，整体确定性明显下降。</w:t>
       </w:r>
     </w:p>
     <w:p>
@@ -23631,7 +22837,31 @@
         <w:rPr>
           <w:rFonts w:hint="eastAsia"/>
         </w:rPr>
-        <w:t>取消</w:t>
+        <w:t>不使用结构化输出（</w:t>
+      </w:r>
+      <w:r>
+        <w:rPr>
+          <w:rFonts w:hint="eastAsia"/>
+        </w:rPr>
+        <w:t>JSON</w:t>
+      </w:r>
+      <w:r>
+        <w:rPr>
+          <w:rFonts w:hint="eastAsia"/>
+        </w:rPr>
+        <w:t>格式）时，约</w:t>
+      </w:r>
+      <w:r>
+        <w:rPr>
+          <w:rFonts w:hint="eastAsia"/>
+        </w:rPr>
+        <w:t>45%</w:t>
+      </w:r>
+      <w:r>
+        <w:rPr>
+          <w:rFonts w:hint="eastAsia"/>
+        </w:rPr>
+        <w:t>的反馈解释信息出现模糊或遗漏情况，导致用户理解困难，严重影响反馈机制可用性。这说明</w:t>
       </w:r>
       <w:r>
         <w:rPr>
@@ -23652,20 +22882,68 @@
         <w:rPr>
           <w:rFonts w:hint="eastAsia"/>
         </w:rPr>
-        <w:t>前缀引导和结构化输出约束，观察生成</w:t>
-      </w:r>
-      <w:r>
-        <w:rPr>
-          <w:rFonts w:hint="eastAsia"/>
-        </w:rPr>
-        <w:t>SQL</w:t>
-      </w:r>
-      <w:r>
-        <w:rPr>
-          <w:rFonts w:hint="eastAsia"/>
-        </w:rPr>
-        <w:t>与反馈解释的确定性。</w:t>
-      </w:r>
+        <w:t>与结构化输出策略确实使系统的输出具备了确</w:t>
+      </w:r>
+      <w:r>
+        <w:rPr>
+          <w:rFonts w:hint="eastAsia"/>
+        </w:rPr>
+        <w:t>定</w:t>
+      </w:r>
+      <w:r>
+        <w:rPr>
+          <w:rFonts w:hint="eastAsia"/>
+        </w:rPr>
+        <w:t>性与高可用性。</w:t>
+      </w:r>
+    </w:p>
+    <w:p>
+      <w:pPr>
+        <w:spacing w:line="360" w:lineRule="auto"/>
+        <w:outlineLvl w:val="1"/>
+        <w:rPr>
+          <w:kern w:val="0"/>
+          <w:sz w:val="28"/>
+          <w:szCs w:val="28"/>
+        </w:rPr>
+      </w:pPr>
+      <w:bookmarkStart w:id="115" w:name="_Toc193868405"/>
+      <w:r>
+        <w:rPr>
+          <w:rFonts w:hint="eastAsia"/>
+          <w:kern w:val="0"/>
+          <w:sz w:val="28"/>
+          <w:szCs w:val="28"/>
+        </w:rPr>
+        <w:t>4</w:t>
+      </w:r>
+      <w:r>
+        <w:rPr>
+          <w:rFonts w:hint="eastAsia"/>
+          <w:kern w:val="0"/>
+          <w:sz w:val="28"/>
+          <w:szCs w:val="28"/>
+        </w:rPr>
+        <w:t>.5</w:t>
+      </w:r>
+      <w:r>
+        <w:rPr>
+          <w:kern w:val="0"/>
+          <w:sz w:val="28"/>
+          <w:szCs w:val="28"/>
+        </w:rPr>
+        <w:t xml:space="preserve"> </w:t>
+      </w:r>
+      <w:r>
+        <w:rPr>
+          <w:rFonts w:ascii="黑体" w:eastAsia="黑体" w:hAnsi="黑体" w:hint="eastAsia"/>
+          <w:kern w:val="0"/>
+          <w:sz w:val="28"/>
+          <w:szCs w:val="28"/>
+        </w:rPr>
+        <w:t>小结</w:t>
+      </w:r>
+      <w:bookmarkEnd w:id="115"/>
     </w:p>
     <w:p>
       <w:pPr>
@@ -23681,95 +22959,13 @@
         <w:rPr>
           <w:rFonts w:hint="eastAsia"/>
         </w:rPr>
-        <w:t>取消前缀引导后，模型输出中额外的非</w:t>
-      </w:r>
-      <w:r>
-        <w:rPr>
-          <w:rFonts w:hint="eastAsia"/>
-        </w:rPr>
-        <w:t>SQL</w:t>
-      </w:r>
-      <w:r>
-        <w:rPr>
-          <w:rFonts w:hint="eastAsia"/>
-        </w:rPr>
-        <w:t>解释文本显著增加，甚至完全不可控。约</w:t>
-      </w:r>
-      <w:r>
-        <w:rPr>
-          <w:rFonts w:hint="eastAsia"/>
-        </w:rPr>
-        <w:t>80%</w:t>
-      </w:r>
-      <w:r>
-        <w:rPr>
-          <w:rFonts w:hint="eastAsia"/>
-        </w:rPr>
-        <w:t>的生成结果无法自动解析，整体确定性明显下降。</w:t>
-      </w:r>
-    </w:p>
-    <w:p>
-      <w:pPr>
-        <w:pStyle w:val="ae"/>
-        <w:tabs>
-          <w:tab w:val="clear" w:pos="4153"/>
-          <w:tab w:val="clear" w:pos="8306"/>
-        </w:tabs>
-        <w:spacing w:line="360" w:lineRule="auto"/>
-        <w:ind w:firstLineChars="200" w:firstLine="480"/>
-      </w:pPr>
-      <w:r>
-        <w:rPr>
-          <w:rFonts w:hint="eastAsia"/>
-        </w:rPr>
-        <w:t>不使用结构化输出（</w:t>
-      </w:r>
-      <w:r>
-        <w:rPr>
-          <w:rFonts w:hint="eastAsia"/>
-        </w:rPr>
-        <w:t>JSON</w:t>
-      </w:r>
-      <w:r>
-        <w:rPr>
-          <w:rFonts w:hint="eastAsia"/>
-        </w:rPr>
-        <w:t>格式）时，约</w:t>
-      </w:r>
-      <w:r>
-        <w:rPr>
-          <w:rFonts w:hint="eastAsia"/>
-        </w:rPr>
-        <w:t>45%</w:t>
-      </w:r>
-      <w:r>
-        <w:rPr>
-          <w:rFonts w:hint="eastAsia"/>
-        </w:rPr>
-        <w:t>的反馈解释信息出现模糊或遗漏情况，导致用户理解困难，严重影响反馈机制可用性。</w:t>
-      </w:r>
-    </w:p>
-    <w:p>
-      <w:pPr>
-        <w:pStyle w:val="ae"/>
-        <w:tabs>
-          <w:tab w:val="clear" w:pos="4153"/>
-          <w:tab w:val="clear" w:pos="8306"/>
-        </w:tabs>
-        <w:spacing w:line="360" w:lineRule="auto"/>
-        <w:ind w:firstLineChars="200" w:firstLine="480"/>
-      </w:pPr>
-      <w:r>
-        <w:rPr>
-          <w:rFonts w:hint="eastAsia"/>
-        </w:rPr>
-        <w:t>这说明</w:t>
-      </w:r>
-      <w:r>
-        <w:rPr>
-          <w:rFonts w:hint="eastAsia"/>
-        </w:rPr>
-        <w:t>partial</w:t>
+        <w:t>这一章中，我们设计并实施了一系列实验，对提出的多智能体</w:t>
+      </w:r>
+      <w:r>
+        <w:rPr>
+          <w:rFonts w:hint="eastAsia"/>
+        </w:rPr>
+        <w:t>LLM</w:t>
       </w:r>
       <w:r>
         <w:t xml:space="preserve"> </w:t>
@@ -23778,125 +22974,13 @@
         <w:rPr>
           <w:rFonts w:hint="eastAsia"/>
         </w:rPr>
-        <w:t>mode</w:t>
-      </w:r>
-      <w:r>
-        <w:rPr>
-          <w:rFonts w:hint="eastAsia"/>
-        </w:rPr>
-        <w:t>与结构化输出策略确实使系统的输出具备了确</w:t>
-      </w:r>
-      <w:r>
-        <w:rPr>
-          <w:rFonts w:hint="eastAsia"/>
-        </w:rPr>
-        <w:t>定</w:t>
-      </w:r>
-      <w:r>
-        <w:rPr>
-          <w:rFonts w:hint="eastAsia"/>
-        </w:rPr>
-        <w:t>性与高可用性。</w:t>
-      </w:r>
-    </w:p>
-    <w:p>
-      <w:pPr>
-        <w:spacing w:line="360" w:lineRule="auto"/>
-        <w:outlineLvl w:val="1"/>
-        <w:rPr>
-          <w:kern w:val="0"/>
-          <w:sz w:val="28"/>
-          <w:szCs w:val="28"/>
-        </w:rPr>
-      </w:pPr>
-      <w:bookmarkStart w:id="115" w:name="_Toc193868405"/>
-      <w:r>
-        <w:rPr>
-          <w:rFonts w:hint="eastAsia"/>
-          <w:kern w:val="0"/>
-          <w:sz w:val="28"/>
-          <w:szCs w:val="28"/>
-        </w:rPr>
-        <w:t>4</w:t>
-      </w:r>
-      <w:r>
-        <w:rPr>
-          <w:rFonts w:hint="eastAsia"/>
-          <w:kern w:val="0"/>
-          <w:sz w:val="28"/>
-          <w:szCs w:val="28"/>
-        </w:rPr>
-        <w:t>.5</w:t>
-      </w:r>
-      <w:r>
-        <w:rPr>
-          <w:kern w:val="0"/>
-          <w:sz w:val="28"/>
-          <w:szCs w:val="28"/>
-        </w:rPr>
-        <w:t xml:space="preserve"> </w:t>
-      </w:r>
-      <w:r>
-        <w:rPr>
-          <w:rFonts w:ascii="黑体" w:eastAsia="黑体" w:hAnsi="黑体" w:hint="eastAsia"/>
-          <w:kern w:val="0"/>
-          <w:sz w:val="28"/>
-          <w:szCs w:val="28"/>
-        </w:rPr>
-        <w:t>小结</w:t>
-      </w:r>
-      <w:bookmarkEnd w:id="115"/>
-    </w:p>
-    <w:p>
-      <w:pPr>
-        <w:pStyle w:val="ae"/>
-        <w:tabs>
-          <w:tab w:val="clear" w:pos="4153"/>
-          <w:tab w:val="clear" w:pos="8306"/>
-        </w:tabs>
-        <w:spacing w:line="360" w:lineRule="auto"/>
-        <w:ind w:firstLineChars="200" w:firstLine="480"/>
-      </w:pPr>
-      <w:r>
-        <w:rPr>
-          <w:rFonts w:hint="eastAsia"/>
-        </w:rPr>
-        <w:t>这一章中，我们设计并实施了一系列实验，对提出的多智能体</w:t>
-      </w:r>
-      <w:r>
-        <w:rPr>
-          <w:rFonts w:hint="eastAsia"/>
-        </w:rPr>
-        <w:t>LLM</w:t>
-      </w:r>
-      <w:r>
-        <w:t xml:space="preserve"> </w:t>
-      </w:r>
-      <w:r>
-        <w:rPr>
-          <w:rFonts w:hint="eastAsia"/>
-        </w:rPr>
         <w:t>Text2SQL</w:t>
       </w:r>
       <w:r>
         <w:rPr>
           <w:rFonts w:hint="eastAsia"/>
         </w:rPr>
-        <w:t>架构及优化策略进行了系统性的验证与分析。实验过程中，我们与基准模型、系统自身在不同智能</w:t>
-      </w:r>
-      <w:proofErr w:type="gramStart"/>
-      <w:r>
-        <w:rPr>
-          <w:rFonts w:hint="eastAsia"/>
-        </w:rPr>
-        <w:t>体数量</w:t>
-      </w:r>
-      <w:proofErr w:type="gramEnd"/>
-      <w:r>
-        <w:rPr>
-          <w:rFonts w:hint="eastAsia"/>
-        </w:rPr>
-        <w:t>下的配置进行了对比；此外，还针对各项优化策略进行了消融实验，以明确它们对系统性能的具体影响。</w:t>
+        <w:t>架构及优化策略进行了系统性的验证与分析。实验过程中，我们与基准模型、系统自身在不同智能体数量下的配置进行了对比；此外，还针对各项优化策略进行了消融实验，以明确它们对系统性能的具体影响。</w:t>
       </w:r>
     </w:p>
     <w:p>
@@ -24059,25 +23143,7 @@
           <w:kern w:val="0"/>
           <w:sz w:val="24"/>
         </w:rPr>
-        <w:t>更高效的协作机制：目前多智能</w:t>
-      </w:r>
-      <w:proofErr w:type="gramStart"/>
-      <w:r>
-        <w:rPr>
-          <w:rFonts w:hint="eastAsia"/>
-          <w:kern w:val="0"/>
-          <w:sz w:val="24"/>
-        </w:rPr>
-        <w:t>体协作虽提高</w:t>
-      </w:r>
-      <w:proofErr w:type="gramEnd"/>
-      <w:r>
-        <w:rPr>
-          <w:rFonts w:hint="eastAsia"/>
-          <w:kern w:val="0"/>
-          <w:sz w:val="24"/>
-        </w:rPr>
-        <w:t>了准确性，但也增加了响应时延和计算成本。未来可以探索动态智能体选择、轻量级协作机制，平衡性能与成本</w:t>
+        <w:t>更高效的协作机制：目前多智能体协作虽提高了准确性，但也增加了响应时延和计算成本。未来可以探索动态智能体选择、轻量级协作机制，平衡性能与成本</w:t>
       </w:r>
       <w:r>
         <w:rPr>
@@ -24206,55 +23272,7 @@
           <w:sz w:val="21"/>
           <w:szCs w:val="21"/>
         </w:rPr>
-        <w:t xml:space="preserve">Zijin Hong, Zheng Yuan, </w:t>
-      </w:r>
-      <w:proofErr w:type="spellStart"/>
-      <w:r>
-        <w:rPr>
-          <w:sz w:val="21"/>
-          <w:szCs w:val="21"/>
-        </w:rPr>
-        <w:t>Qinggang</w:t>
-      </w:r>
-      <w:proofErr w:type="spellEnd"/>
-      <w:r>
-        <w:rPr>
-          <w:sz w:val="21"/>
-          <w:szCs w:val="21"/>
-        </w:rPr>
-        <w:t xml:space="preserve"> Zhang, Hao Chen, </w:t>
-      </w:r>
-      <w:proofErr w:type="spellStart"/>
-      <w:r>
-        <w:rPr>
-          <w:sz w:val="21"/>
-          <w:szCs w:val="21"/>
-        </w:rPr>
-        <w:t>Junnan</w:t>
-      </w:r>
-      <w:proofErr w:type="spellEnd"/>
-      <w:r>
-        <w:rPr>
-          <w:sz w:val="21"/>
-          <w:szCs w:val="21"/>
-        </w:rPr>
-        <w:t xml:space="preserve"> Dong, </w:t>
-      </w:r>
-      <w:proofErr w:type="spellStart"/>
-      <w:r>
-        <w:rPr>
-          <w:sz w:val="21"/>
-          <w:szCs w:val="21"/>
-        </w:rPr>
-        <w:t>Feiran</w:t>
-      </w:r>
-      <w:proofErr w:type="spellEnd"/>
-      <w:r>
-        <w:rPr>
-          <w:sz w:val="21"/>
-          <w:szCs w:val="21"/>
-        </w:rPr>
-        <w:t xml:space="preserve"> Huang, </w:t>
+        <w:t xml:space="preserve">Zijin Hong, Zheng Yuan, Qinggang Zhang, Hao Chen, Junnan Dong, Feiran Huang, </w:t>
       </w:r>
       <w:r>
         <w:rPr>
@@ -24272,7 +23290,6 @@
         </w:rPr>
         <w:t xml:space="preserve">, “Next-Generation Database Interfaces: A Survey of LLM-based Text-to-SQL.” </w:t>
       </w:r>
-      <w:proofErr w:type="spellStart"/>
       <w:r>
         <w:rPr>
           <w:i/>
@@ -24280,17 +23297,7 @@
           <w:sz w:val="21"/>
           <w:szCs w:val="21"/>
         </w:rPr>
-        <w:t>arXiv</w:t>
-      </w:r>
-      <w:proofErr w:type="spellEnd"/>
-      <w:r>
-        <w:rPr>
-          <w:i/>
-          <w:iCs/>
-          <w:sz w:val="21"/>
-          <w:szCs w:val="21"/>
-        </w:rPr>
-        <w:t xml:space="preserve"> preprint arXiv:2406.08426</w:t>
+        <w:t>arXiv preprint arXiv:2406.08426</w:t>
       </w:r>
       <w:r>
         <w:rPr>
@@ -24364,55 +23371,7 @@
           <w:sz w:val="21"/>
           <w:szCs w:val="21"/>
         </w:rPr>
-        <w:t xml:space="preserve">Laura </w:t>
-      </w:r>
-      <w:proofErr w:type="spellStart"/>
-      <w:r>
-        <w:rPr>
-          <w:sz w:val="21"/>
-          <w:szCs w:val="21"/>
-        </w:rPr>
-        <w:t>Chiticariu</w:t>
-      </w:r>
-      <w:proofErr w:type="spellEnd"/>
-      <w:r>
-        <w:rPr>
-          <w:sz w:val="21"/>
-          <w:szCs w:val="21"/>
-        </w:rPr>
-        <w:t xml:space="preserve">, Rajasekar Krishnamurthy, </w:t>
-      </w:r>
-      <w:proofErr w:type="spellStart"/>
-      <w:r>
-        <w:rPr>
-          <w:sz w:val="21"/>
-          <w:szCs w:val="21"/>
-        </w:rPr>
-        <w:t>Yunyao</w:t>
-      </w:r>
-      <w:proofErr w:type="spellEnd"/>
-      <w:r>
-        <w:rPr>
-          <w:sz w:val="21"/>
-          <w:szCs w:val="21"/>
-        </w:rPr>
-        <w:t xml:space="preserve"> Li, Sriram Raghavan, Frederick R. Reiss, and Shivakumar Vaithyanathan, “</w:t>
-      </w:r>
-      <w:proofErr w:type="spellStart"/>
-      <w:r>
-        <w:rPr>
-          <w:sz w:val="21"/>
-          <w:szCs w:val="21"/>
-        </w:rPr>
-        <w:t>SystemT</w:t>
-      </w:r>
-      <w:proofErr w:type="spellEnd"/>
-      <w:r>
-        <w:rPr>
-          <w:sz w:val="21"/>
-          <w:szCs w:val="21"/>
-        </w:rPr>
-        <w:t xml:space="preserve">: an algebraic approach to declarative information extraction.” </w:t>
+        <w:t xml:space="preserve">Laura Chiticariu, Rajasekar Krishnamurthy, Yunyao Li, Sriram Raghavan, Frederick R. Reiss, and Shivakumar Vaithyanathan, “SystemT: an algebraic approach to declarative information extraction.” </w:t>
       </w:r>
       <w:r>
         <w:rPr>
@@ -24573,7 +23532,6 @@
         </w:rPr>
         <w:t xml:space="preserve">V. Zhong, C. Xiong, and R. Socher, “Seq2SQL: Generating Structured Queries from Natural Language using Reinforcement Learning.” </w:t>
       </w:r>
-      <w:proofErr w:type="spellStart"/>
       <w:r>
         <w:rPr>
           <w:i/>
@@ -24581,17 +23539,7 @@
           <w:sz w:val="21"/>
           <w:szCs w:val="21"/>
         </w:rPr>
-        <w:t>arXiv</w:t>
-      </w:r>
-      <w:proofErr w:type="spellEnd"/>
-      <w:r>
-        <w:rPr>
-          <w:i/>
-          <w:iCs/>
-          <w:sz w:val="21"/>
-          <w:szCs w:val="21"/>
-        </w:rPr>
-        <w:t xml:space="preserve"> preprint arXiv:1709.00103</w:t>
+        <w:t>arXiv preprint arXiv:1709.00103</w:t>
       </w:r>
       <w:r>
         <w:rPr>
@@ -24648,23 +23596,7 @@
           <w:sz w:val="21"/>
           <w:szCs w:val="21"/>
         </w:rPr>
-        <w:t xml:space="preserve">Bailin Wang, Richard Shin, Xiaodong Liu, Oleksandr </w:t>
-      </w:r>
-      <w:proofErr w:type="spellStart"/>
-      <w:r>
-        <w:rPr>
-          <w:sz w:val="21"/>
-          <w:szCs w:val="21"/>
-        </w:rPr>
-        <w:t>Polozov</w:t>
-      </w:r>
-      <w:proofErr w:type="spellEnd"/>
-      <w:r>
-        <w:rPr>
-          <w:sz w:val="21"/>
-          <w:szCs w:val="21"/>
-        </w:rPr>
-        <w:t xml:space="preserve">, and Matthew Richardson, “RAT-SQL: Relation-Aware Schema Encoding and Linking for Text-to-SQL Parsers.” </w:t>
+        <w:t xml:space="preserve">Bailin Wang, Richard Shin, Xiaodong Liu, Oleksandr Polozov, and Matthew Richardson, “RAT-SQL: Relation-Aware Schema Encoding and Linking for Text-to-SQL Parsers.” </w:t>
       </w:r>
       <w:r>
         <w:rPr>
@@ -24742,39 +23674,13 @@
         </w:rPr>
         <w:t xml:space="preserve">] </w:t>
       </w:r>
-      <w:proofErr w:type="spellStart"/>
-      <w:r>
-        <w:rPr>
-          <w:sz w:val="21"/>
-          <w:szCs w:val="21"/>
-        </w:rPr>
-        <w:t>Xiaohu</w:t>
-      </w:r>
-      <w:proofErr w:type="spellEnd"/>
-      <w:r>
-        <w:rPr>
-          <w:sz w:val="21"/>
-          <w:szCs w:val="21"/>
-        </w:rPr>
-        <w:t xml:space="preserve"> Zhu, Qian Li, </w:t>
-      </w:r>
-      <w:proofErr w:type="spellStart"/>
-      <w:r>
-        <w:rPr>
-          <w:sz w:val="21"/>
-          <w:szCs w:val="21"/>
-        </w:rPr>
-        <w:t>Lizhen</w:t>
-      </w:r>
-      <w:proofErr w:type="spellEnd"/>
-      <w:r>
-        <w:rPr>
-          <w:sz w:val="21"/>
-          <w:szCs w:val="21"/>
-        </w:rPr>
-        <w:t xml:space="preserve"> Cui, and Yongkang Liu, “Large Language Model Enhanced Text-to-SQL Generation: A Survey.” </w:t>
-      </w:r>
-      <w:proofErr w:type="spellStart"/>
+      <w:r>
+        <w:rPr>
+          <w:sz w:val="21"/>
+          <w:szCs w:val="21"/>
+        </w:rPr>
+        <w:t xml:space="preserve">Xiaohu Zhu, Qian Li, Lizhen Cui, and Yongkang Liu, “Large Language Model Enhanced Text-to-SQL Generation: A Survey.” </w:t>
+      </w:r>
       <w:r>
         <w:rPr>
           <w:i/>
@@ -24782,17 +23688,7 @@
           <w:sz w:val="21"/>
           <w:szCs w:val="21"/>
         </w:rPr>
-        <w:t>arXiv</w:t>
-      </w:r>
-      <w:proofErr w:type="spellEnd"/>
-      <w:r>
-        <w:rPr>
-          <w:i/>
-          <w:iCs/>
-          <w:sz w:val="21"/>
-          <w:szCs w:val="21"/>
-        </w:rPr>
-        <w:t xml:space="preserve"> preprint arXiv:2410.06011</w:t>
+        <w:t>arXiv preprint arXiv:2410.06011</w:t>
       </w:r>
       <w:r>
         <w:rPr>
@@ -24861,21 +23757,12 @@
         </w:rPr>
         <w:t xml:space="preserve">] </w:t>
       </w:r>
-      <w:proofErr w:type="spellStart"/>
-      <w:r>
-        <w:rPr>
-          <w:sz w:val="21"/>
-          <w:szCs w:val="21"/>
-        </w:rPr>
-        <w:t>Xuezhi</w:t>
-      </w:r>
-      <w:proofErr w:type="spellEnd"/>
-      <w:r>
-        <w:rPr>
-          <w:sz w:val="21"/>
-          <w:szCs w:val="21"/>
-        </w:rPr>
-        <w:t xml:space="preserve"> Wang, Jason Wei, Dale Schuurmans, Quoc V Le, Ed H. Chi, Sharan Narang, </w:t>
+      <w:r>
+        <w:rPr>
+          <w:sz w:val="21"/>
+          <w:szCs w:val="21"/>
+        </w:rPr>
+        <w:t xml:space="preserve">Xuezhi Wang, Jason Wei, Dale Schuurmans, Quoc V Le, Ed H. Chi, Sharan Narang, </w:t>
       </w:r>
       <w:r>
         <w:rPr>
@@ -24976,7 +23863,6 @@
         </w:rPr>
         <w:t xml:space="preserve">Z. Wang, R. Zhang, Z. Nie, and J. Kim, “Tool-assisted Agent on SQL Inspection and Refinement in Real-world Scenarios.” </w:t>
       </w:r>
-      <w:proofErr w:type="spellStart"/>
       <w:r>
         <w:rPr>
           <w:i/>
@@ -24984,17 +23870,7 @@
           <w:sz w:val="21"/>
           <w:szCs w:val="21"/>
         </w:rPr>
-        <w:t>arXiv</w:t>
-      </w:r>
-      <w:proofErr w:type="spellEnd"/>
-      <w:r>
-        <w:rPr>
-          <w:i/>
-          <w:iCs/>
-          <w:sz w:val="21"/>
-          <w:szCs w:val="21"/>
-        </w:rPr>
-        <w:t xml:space="preserve"> preprint arXiv:2408.16991</w:t>
+        <w:t>arXiv preprint arXiv:2408.16991</w:t>
       </w:r>
       <w:r>
         <w:rPr>
@@ -25051,55 +23927,7 @@
           <w:sz w:val="21"/>
           <w:szCs w:val="21"/>
         </w:rPr>
-        <w:t xml:space="preserve">Chen Shen, Jin Wang, </w:t>
-      </w:r>
-      <w:proofErr w:type="spellStart"/>
-      <w:r>
-        <w:rPr>
-          <w:sz w:val="21"/>
-          <w:szCs w:val="21"/>
-        </w:rPr>
-        <w:t>Sajjadur</w:t>
-      </w:r>
-      <w:proofErr w:type="spellEnd"/>
-      <w:r>
-        <w:rPr>
-          <w:sz w:val="21"/>
-          <w:szCs w:val="21"/>
-        </w:rPr>
-        <w:t xml:space="preserve"> Rahman, and Eser </w:t>
-      </w:r>
-      <w:proofErr w:type="spellStart"/>
-      <w:r>
-        <w:rPr>
-          <w:sz w:val="21"/>
-          <w:szCs w:val="21"/>
-        </w:rPr>
-        <w:t>Kandogan</w:t>
-      </w:r>
-      <w:proofErr w:type="spellEnd"/>
-      <w:r>
-        <w:rPr>
-          <w:sz w:val="21"/>
-          <w:szCs w:val="21"/>
-        </w:rPr>
-        <w:t>, “Demonstration of a Multi-agent Framework for Text to SQL Applications with Large Language Models (</w:t>
-      </w:r>
-      <w:proofErr w:type="spellStart"/>
-      <w:r>
-        <w:rPr>
-          <w:sz w:val="21"/>
-          <w:szCs w:val="21"/>
-        </w:rPr>
-        <w:t>MageSQL</w:t>
-      </w:r>
-      <w:proofErr w:type="spellEnd"/>
-      <w:r>
-        <w:rPr>
-          <w:sz w:val="21"/>
-          <w:szCs w:val="21"/>
-        </w:rPr>
-        <w:t xml:space="preserve">).” </w:t>
+        <w:t xml:space="preserve">Chen Shen, Jin Wang, Sajjadur Rahman, and Eser Kandogan, “Demonstration of a Multi-agent Framework for Text to SQL Applications with Large Language Models (MageSQL).” </w:t>
       </w:r>
       <w:r>
         <w:rPr>
@@ -25203,54 +24031,17 @@
         </w:rPr>
         <w:t>, 2024 (</w:t>
       </w:r>
-      <w:r>
-        <w:rPr>
-          <w:sz w:val="21"/>
-          <w:szCs w:val="21"/>
-          <w:lang w:val="nl-NL"/>
-        </w:rPr>
-        <w:fldChar w:fldCharType="begin"/>
-      </w:r>
-      <w:r>
-        <w:rPr>
-          <w:sz w:val="21"/>
-          <w:szCs w:val="21"/>
-          <w:lang w:val="nl-NL"/>
-        </w:rPr>
-        <w:instrText>HYPERLINK "https://www.ibm.com/think/topics/attention-mechanism"</w:instrText>
-      </w:r>
-      <w:r>
-        <w:rPr>
-          <w:sz w:val="21"/>
-          <w:szCs w:val="21"/>
-          <w:lang w:val="nl-NL"/>
-        </w:rPr>
-      </w:r>
-      <w:r>
-        <w:rPr>
-          <w:sz w:val="21"/>
-          <w:szCs w:val="21"/>
-          <w:lang w:val="nl-NL"/>
-        </w:rPr>
-        <w:fldChar w:fldCharType="separate"/>
-      </w:r>
-      <w:r>
-        <w:rPr>
-          <w:rStyle w:val="af8"/>
-          <w:sz w:val="21"/>
-          <w:szCs w:val="21"/>
-          <w:lang w:val="nl-NL"/>
-        </w:rPr>
-        <w:t>https://www.ibm.com/think/topics/attention-mechanism</w:t>
-      </w:r>
-      <w:r>
-        <w:rPr>
-          <w:sz w:val="21"/>
-          <w:szCs w:val="21"/>
-          <w:lang w:val="nl-NL"/>
-        </w:rPr>
-        <w:fldChar w:fldCharType="end"/>
-      </w:r>
+      <w:hyperlink r:id="rId32" w:history="1">
+        <w:r>
+          <w:rPr>
+            <w:rStyle w:val="af8"/>
+            <w:sz w:val="21"/>
+            <w:szCs w:val="21"/>
+            <w:lang w:val="nl-NL"/>
+          </w:rPr>
+          <w:t>https://www.ibm.com/think/topics/attention-mechanism</w:t>
+        </w:r>
+      </w:hyperlink>
       <w:r>
         <w:rPr>
           <w:sz w:val="21"/>
@@ -25303,37 +24094,12 @@
         </w:rPr>
         <w:t xml:space="preserve">] </w:t>
       </w:r>
-      <w:proofErr w:type="spellStart"/>
-      <w:r>
-        <w:rPr>
-          <w:sz w:val="21"/>
-          <w:szCs w:val="21"/>
-        </w:rPr>
-        <w:t>Yaqing</w:t>
-      </w:r>
-      <w:proofErr w:type="spellEnd"/>
-      <w:r>
-        <w:rPr>
-          <w:sz w:val="21"/>
-          <w:szCs w:val="21"/>
-        </w:rPr>
-        <w:t xml:space="preserve"> Wang, </w:t>
-      </w:r>
-      <w:proofErr w:type="spellStart"/>
-      <w:r>
-        <w:rPr>
-          <w:sz w:val="21"/>
-          <w:szCs w:val="21"/>
-        </w:rPr>
-        <w:t>Quanming</w:t>
-      </w:r>
-      <w:proofErr w:type="spellEnd"/>
-      <w:r>
-        <w:rPr>
-          <w:sz w:val="21"/>
-          <w:szCs w:val="21"/>
-        </w:rPr>
-        <w:t xml:space="preserve"> Yao, James T. Kwok and Lionel M. Ni, “Generalizing from a Few Examples: A Survey on Few-shot Learning.” </w:t>
+      <w:r>
+        <w:rPr>
+          <w:sz w:val="21"/>
+          <w:szCs w:val="21"/>
+        </w:rPr>
+        <w:t xml:space="preserve">Yaqing Wang, Quanming Yao, James T. Kwok and Lionel M. Ni, “Generalizing from a Few Examples: A Survey on Few-shot Learning.” </w:t>
       </w:r>
       <w:r>
         <w:rPr>
@@ -25351,7 +24117,7 @@
         </w:rPr>
         <w:t>, 2020 (</w:t>
       </w:r>
-      <w:hyperlink r:id="rId32" w:history="1">
+      <w:hyperlink r:id="rId33" w:history="1">
         <w:r>
           <w:rPr>
             <w:rStyle w:val="af8"/>
@@ -25416,55 +24182,7 @@
           <w:sz w:val="21"/>
           <w:szCs w:val="21"/>
         </w:rPr>
-        <w:t xml:space="preserve">Lei Huang, </w:t>
-      </w:r>
-      <w:proofErr w:type="spellStart"/>
-      <w:r>
-        <w:rPr>
-          <w:sz w:val="21"/>
-          <w:szCs w:val="21"/>
-        </w:rPr>
-        <w:t>Weijiang</w:t>
-      </w:r>
-      <w:proofErr w:type="spellEnd"/>
-      <w:r>
-        <w:rPr>
-          <w:sz w:val="21"/>
-          <w:szCs w:val="21"/>
-        </w:rPr>
-        <w:t xml:space="preserve"> Yu, Weitao Ma, </w:t>
-      </w:r>
-      <w:proofErr w:type="spellStart"/>
-      <w:r>
-        <w:rPr>
-          <w:sz w:val="21"/>
-          <w:szCs w:val="21"/>
-        </w:rPr>
-        <w:t>Weihong</w:t>
-      </w:r>
-      <w:proofErr w:type="spellEnd"/>
-      <w:r>
-        <w:rPr>
-          <w:sz w:val="21"/>
-          <w:szCs w:val="21"/>
-        </w:rPr>
-        <w:t xml:space="preserve"> Zhong, </w:t>
-      </w:r>
-      <w:proofErr w:type="spellStart"/>
-      <w:r>
-        <w:rPr>
-          <w:sz w:val="21"/>
-          <w:szCs w:val="21"/>
-        </w:rPr>
-        <w:t>Zhangyin</w:t>
-      </w:r>
-      <w:proofErr w:type="spellEnd"/>
-      <w:r>
-        <w:rPr>
-          <w:sz w:val="21"/>
-          <w:szCs w:val="21"/>
-        </w:rPr>
-        <w:t xml:space="preserve"> Feng, Haotian Wang, </w:t>
+        <w:t xml:space="preserve">Lei Huang, Weijiang Yu, Weitao Ma, Weihong Zhong, Zhangyin Feng, Haotian Wang, </w:t>
       </w:r>
       <w:r>
         <w:rPr>
@@ -25498,7 +24216,7 @@
         </w:rPr>
         <w:t>, 2025 (</w:t>
       </w:r>
-      <w:hyperlink r:id="rId33" w:history="1">
+      <w:hyperlink r:id="rId34" w:history="1">
         <w:r>
           <w:rPr>
             <w:rStyle w:val="af8"/>
@@ -25589,7 +24307,7 @@
         </w:rPr>
         <w:t>, 2023 (</w:t>
       </w:r>
-      <w:hyperlink r:id="rId34" w:history="1">
+      <w:hyperlink r:id="rId35" w:history="1">
         <w:r>
           <w:rPr>
             <w:rStyle w:val="af8"/>
@@ -25654,23 +24372,7 @@
           <w:sz w:val="21"/>
           <w:szCs w:val="21"/>
         </w:rPr>
-        <w:t xml:space="preserve">Sandeep Tata and Jignesh M. Patel, “Estimating the selectivity of </w:t>
-      </w:r>
-      <w:proofErr w:type="spellStart"/>
-      <w:r>
-        <w:rPr>
-          <w:sz w:val="21"/>
-          <w:szCs w:val="21"/>
-        </w:rPr>
-        <w:t>tf-idf</w:t>
-      </w:r>
-      <w:proofErr w:type="spellEnd"/>
-      <w:r>
-        <w:rPr>
-          <w:sz w:val="21"/>
-          <w:szCs w:val="21"/>
-        </w:rPr>
-        <w:t xml:space="preserve"> based cosine similarity predicates.” </w:t>
+        <w:t xml:space="preserve">Sandeep Tata and Jignesh M. Patel, “Estimating the selectivity of tf-idf based cosine similarity predicates.” </w:t>
       </w:r>
       <w:r>
         <w:rPr>
@@ -25688,7 +24390,7 @@
         </w:rPr>
         <w:t>, 2007 (</w:t>
       </w:r>
-      <w:hyperlink r:id="rId35" w:history="1">
+      <w:hyperlink r:id="rId36" w:history="1">
         <w:r>
           <w:rPr>
             <w:rStyle w:val="af8"/>
@@ -25771,7 +24473,7 @@
         </w:rPr>
         <w:t>, 2009 (</w:t>
       </w:r>
-      <w:hyperlink r:id="rId36" w:history="1">
+      <w:hyperlink r:id="rId37" w:history="1">
         <w:r>
           <w:rPr>
             <w:rStyle w:val="af8"/>
@@ -25836,57 +24538,8 @@
           <w:sz w:val="21"/>
           <w:szCs w:val="21"/>
         </w:rPr>
-        <w:t xml:space="preserve">In </w:t>
-      </w:r>
-      <w:proofErr w:type="spellStart"/>
-      <w:r>
-        <w:rPr>
-          <w:sz w:val="21"/>
-          <w:szCs w:val="21"/>
-        </w:rPr>
-        <w:t>Gim</w:t>
-      </w:r>
-      <w:proofErr w:type="spellEnd"/>
-      <w:r>
-        <w:rPr>
-          <w:sz w:val="21"/>
-          <w:szCs w:val="21"/>
-        </w:rPr>
-        <w:t xml:space="preserve">, </w:t>
-      </w:r>
-      <w:proofErr w:type="spellStart"/>
-      <w:r>
-        <w:rPr>
-          <w:sz w:val="21"/>
-          <w:szCs w:val="21"/>
-        </w:rPr>
-        <w:t>Guojun</w:t>
-      </w:r>
-      <w:proofErr w:type="spellEnd"/>
-      <w:r>
-        <w:rPr>
-          <w:sz w:val="21"/>
-          <w:szCs w:val="21"/>
-        </w:rPr>
-        <w:t xml:space="preserve"> Chen, Seung-</w:t>
-      </w:r>
-      <w:proofErr w:type="spellStart"/>
-      <w:r>
-        <w:rPr>
-          <w:sz w:val="21"/>
-          <w:szCs w:val="21"/>
-        </w:rPr>
-        <w:t>seob</w:t>
-      </w:r>
-      <w:proofErr w:type="spellEnd"/>
-      <w:r>
-        <w:rPr>
-          <w:sz w:val="21"/>
-          <w:szCs w:val="21"/>
-        </w:rPr>
-        <w:t xml:space="preserve"> Lee, Nikhil Sarda, Anurag Khandelwal, and Lin Zhong, “Prompt Cache: Modular Attention Reuse for Low-Latency Inference” </w:t>
-      </w:r>
-      <w:proofErr w:type="spellStart"/>
+        <w:t xml:space="preserve">In Gim, Guojun Chen, Seung-seob Lee, Nikhil Sarda, Anurag Khandelwal, and Lin Zhong, “Prompt Cache: Modular Attention Reuse for Low-Latency Inference” </w:t>
+      </w:r>
       <w:r>
         <w:rPr>
           <w:i/>
@@ -25896,7 +24549,6 @@
         </w:rPr>
         <w:t>MLSys</w:t>
       </w:r>
-      <w:proofErr w:type="spellEnd"/>
       <w:r>
         <w:rPr>
           <w:sz w:val="21"/>
@@ -25904,7 +24556,7 @@
         </w:rPr>
         <w:t>, 2024 (</w:t>
       </w:r>
-      <w:hyperlink r:id="rId37" w:history="1">
+      <w:hyperlink r:id="rId38" w:history="1">
         <w:r>
           <w:rPr>
             <w:rStyle w:val="af8"/>
@@ -25969,55 +24621,7 @@
           <w:sz w:val="21"/>
           <w:szCs w:val="21"/>
         </w:rPr>
-        <w:t xml:space="preserve">Torsten </w:t>
-      </w:r>
-      <w:proofErr w:type="spellStart"/>
-      <w:r>
-        <w:rPr>
-          <w:sz w:val="21"/>
-          <w:szCs w:val="21"/>
-        </w:rPr>
-        <w:t>Scholak</w:t>
-      </w:r>
-      <w:proofErr w:type="spellEnd"/>
-      <w:r>
-        <w:rPr>
-          <w:sz w:val="21"/>
-          <w:szCs w:val="21"/>
-        </w:rPr>
-        <w:t xml:space="preserve">, Nathan </w:t>
-      </w:r>
-      <w:proofErr w:type="spellStart"/>
-      <w:r>
-        <w:rPr>
-          <w:sz w:val="21"/>
-          <w:szCs w:val="21"/>
-        </w:rPr>
-        <w:t>Schucher</w:t>
-      </w:r>
-      <w:proofErr w:type="spellEnd"/>
-      <w:r>
-        <w:rPr>
-          <w:sz w:val="21"/>
-          <w:szCs w:val="21"/>
-        </w:rPr>
-        <w:t xml:space="preserve">, and Dzmitry </w:t>
-      </w:r>
-      <w:proofErr w:type="spellStart"/>
-      <w:r>
-        <w:rPr>
-          <w:sz w:val="21"/>
-          <w:szCs w:val="21"/>
-        </w:rPr>
-        <w:t>Bahdanau</w:t>
-      </w:r>
-      <w:proofErr w:type="spellEnd"/>
-      <w:r>
-        <w:rPr>
-          <w:sz w:val="21"/>
-          <w:szCs w:val="21"/>
-        </w:rPr>
-        <w:t xml:space="preserve">, “PICARD: Parsing Incrementally for Constrained Auto-Regressive Decoding from Language Models.” </w:t>
+        <w:t xml:space="preserve">Torsten Scholak, Nathan Schucher, and Dzmitry Bahdanau, “PICARD: Parsing Incrementally for Constrained Auto-Regressive Decoding from Language Models.” </w:t>
       </w:r>
       <w:r>
         <w:rPr>
@@ -26035,7 +24639,7 @@
         </w:rPr>
         <w:t>, 2021 (</w:t>
       </w:r>
-      <w:hyperlink r:id="rId38" w:history="1">
+      <w:hyperlink r:id="rId39" w:history="1">
         <w:r>
           <w:rPr>
             <w:rStyle w:val="af8"/>
@@ -26100,39 +24704,7 @@
           <w:sz w:val="21"/>
           <w:szCs w:val="21"/>
         </w:rPr>
-        <w:t xml:space="preserve">Michael </w:t>
-      </w:r>
-      <w:proofErr w:type="spellStart"/>
-      <w:r>
-        <w:rPr>
-          <w:sz w:val="21"/>
-          <w:szCs w:val="21"/>
-        </w:rPr>
-        <w:t>Xieyang</w:t>
-      </w:r>
-      <w:proofErr w:type="spellEnd"/>
-      <w:r>
-        <w:rPr>
-          <w:sz w:val="21"/>
-          <w:szCs w:val="21"/>
-        </w:rPr>
-        <w:t xml:space="preserve"> Liu, Frederick Liu, Alexander J. </w:t>
-      </w:r>
-      <w:proofErr w:type="spellStart"/>
-      <w:r>
-        <w:rPr>
-          <w:sz w:val="21"/>
-          <w:szCs w:val="21"/>
-        </w:rPr>
-        <w:t>Fiannaca</w:t>
-      </w:r>
-      <w:proofErr w:type="spellEnd"/>
-      <w:r>
-        <w:rPr>
-          <w:sz w:val="21"/>
-          <w:szCs w:val="21"/>
-        </w:rPr>
-        <w:t xml:space="preserve">, Terry Koo, Lucas Dixon, Michael Terry, </w:t>
+        <w:t xml:space="preserve">Michael Xieyang Liu, Frederick Liu, Alexander J. Fiannaca, Terry Koo, Lucas Dixon, Michael Terry, </w:t>
       </w:r>
       <w:r>
         <w:rPr>
@@ -26166,7 +24738,7 @@
         </w:rPr>
         <w:t>, 2024 (</w:t>
       </w:r>
-      <w:hyperlink r:id="rId39" w:history="1">
+      <w:hyperlink r:id="rId40" w:history="1">
         <w:r>
           <w:rPr>
             <w:rStyle w:val="af8"/>
@@ -26226,53 +24798,12 @@
         </w:rPr>
         <w:t xml:space="preserve">] </w:t>
       </w:r>
-      <w:proofErr w:type="spellStart"/>
-      <w:r>
-        <w:rPr>
-          <w:sz w:val="21"/>
-          <w:szCs w:val="21"/>
-        </w:rPr>
-        <w:t>Xutan</w:t>
-      </w:r>
-      <w:proofErr w:type="spellEnd"/>
-      <w:r>
-        <w:rPr>
-          <w:sz w:val="21"/>
-          <w:szCs w:val="21"/>
-        </w:rPr>
-        <w:t xml:space="preserve"> Peng, </w:t>
-      </w:r>
-      <w:proofErr w:type="spellStart"/>
-      <w:r>
-        <w:rPr>
-          <w:sz w:val="21"/>
-          <w:szCs w:val="21"/>
-        </w:rPr>
-        <w:t>Yipeng</w:t>
-      </w:r>
-      <w:proofErr w:type="spellEnd"/>
-      <w:r>
-        <w:rPr>
-          <w:sz w:val="21"/>
-          <w:szCs w:val="21"/>
-        </w:rPr>
-        <w:t xml:space="preserve"> Zhang, </w:t>
-      </w:r>
-      <w:proofErr w:type="spellStart"/>
-      <w:r>
-        <w:rPr>
-          <w:sz w:val="21"/>
-          <w:szCs w:val="21"/>
-        </w:rPr>
-        <w:t>Jingfeng</w:t>
-      </w:r>
-      <w:proofErr w:type="spellEnd"/>
-      <w:r>
-        <w:rPr>
-          <w:sz w:val="21"/>
-          <w:szCs w:val="21"/>
-        </w:rPr>
-        <w:t xml:space="preserve"> Yang, and Mark Stevenson, “On the Vulnerabilities of Text-to-SQL Models.” </w:t>
+      <w:r>
+        <w:rPr>
+          <w:sz w:val="21"/>
+          <w:szCs w:val="21"/>
+        </w:rPr>
+        <w:t xml:space="preserve">Xutan Peng, Yipeng Zhang, Jingfeng Yang, and Mark Stevenson, “On the Vulnerabilities of Text-to-SQL Models.” </w:t>
       </w:r>
       <w:r>
         <w:rPr>
@@ -26290,7 +24821,7 @@
         </w:rPr>
         <w:t>, 2023 (</w:t>
       </w:r>
-      <w:hyperlink r:id="rId40" w:history="1">
+      <w:hyperlink r:id="rId41" w:history="1">
         <w:r>
           <w:rPr>
             <w:rStyle w:val="af8"/>
@@ -26324,7 +24855,6 @@
         </w:tabs>
         <w:spacing w:line="360" w:lineRule="auto"/>
         <w:rPr>
-          <w:rFonts w:hint="eastAsia"/>
           <w:sz w:val="21"/>
           <w:szCs w:val="21"/>
         </w:rPr>
@@ -26356,39 +24886,7 @@
           <w:sz w:val="21"/>
           <w:szCs w:val="21"/>
         </w:rPr>
-        <w:t xml:space="preserve">Tao Yu, Rui Zhang, Kai Yang, Michihiro Yasunaga, </w:t>
-      </w:r>
-      <w:proofErr w:type="spellStart"/>
-      <w:r>
-        <w:rPr>
-          <w:sz w:val="21"/>
-          <w:szCs w:val="21"/>
-        </w:rPr>
-        <w:t>Dongxu</w:t>
-      </w:r>
-      <w:proofErr w:type="spellEnd"/>
-      <w:r>
-        <w:rPr>
-          <w:sz w:val="21"/>
-          <w:szCs w:val="21"/>
-        </w:rPr>
-        <w:t xml:space="preserve"> Wang, </w:t>
-      </w:r>
-      <w:proofErr w:type="spellStart"/>
-      <w:r>
-        <w:rPr>
-          <w:sz w:val="21"/>
-          <w:szCs w:val="21"/>
-        </w:rPr>
-        <w:t>Zifan</w:t>
-      </w:r>
-      <w:proofErr w:type="spellEnd"/>
-      <w:r>
-        <w:rPr>
-          <w:sz w:val="21"/>
-          <w:szCs w:val="21"/>
-        </w:rPr>
-        <w:t xml:space="preserve"> Li, </w:t>
+        <w:t xml:space="preserve">Tao Yu, Rui Zhang, Kai Yang, Michihiro Yasunaga, Dongxu Wang, Zifan Li, </w:t>
       </w:r>
       <w:r>
         <w:rPr>
@@ -26422,7 +24920,7 @@
         </w:rPr>
         <w:t>, 2018 (</w:t>
       </w:r>
-      <w:hyperlink r:id="rId41" w:history="1">
+      <w:hyperlink r:id="rId42" w:history="1">
         <w:r>
           <w:rPr>
             <w:rStyle w:val="af8"/>
@@ -26448,7 +24946,7 @@
       </w:r>
     </w:p>
     <w:sectPr>
-      <w:footerReference w:type="default" r:id="rId42"/>
+      <w:footerReference w:type="default" r:id="rId43"/>
       <w:pgSz w:w="11906" w:h="16838"/>
       <w:pgMar w:top="1418" w:right="1418" w:bottom="1134" w:left="1701" w:header="851" w:footer="992" w:gutter="0"/>
       <w:pgNumType w:start="1"/>
@@ -28906,6 +27404,10 @@
 </file>
 
 <file path=customXml/item1.xml><?xml version="1.0" encoding="utf-8"?>
+<b:Sources xmlns:b="http://schemas.openxmlformats.org/officeDocument/2006/bibliography" xmlns="http://schemas.openxmlformats.org/officeDocument/2006/bibliography" SelectedStyle="\IEEE2006OfficeOnline.xsl" StyleName="IEEE" Version="2006"/>
+</file>
+
+<file path=customXml/item2.xml><?xml version="1.0" encoding="utf-8"?>
 <s:customData xmlns="http://www.wps.cn/officeDocument/2013/wpsCustomData" xmlns:s="http://www.wps.cn/officeDocument/2013/wpsCustomData">
   <customSectProps>
     <customSectPr/>
@@ -28918,22 +27420,18 @@
 </s:customData>
 </file>
 
-<file path=customXml/item2.xml><?xml version="1.0" encoding="utf-8"?>
-<b:Sources xmlns:b="http://schemas.openxmlformats.org/officeDocument/2006/bibliography" xmlns="http://schemas.openxmlformats.org/officeDocument/2006/bibliography" SelectedStyle="\IEEE2006OfficeOnline.xsl" StyleName="IEEE" Version="2006"/>
+<file path=customXml/itemProps1.xml><?xml version="1.0" encoding="utf-8"?>
+<ds:datastoreItem xmlns:ds="http://schemas.openxmlformats.org/officeDocument/2006/customXml" ds:itemID="{51E59A4A-5F75-4009-BC4C-FA13BEC13E40}">
+  <ds:schemaRefs>
+    <ds:schemaRef ds:uri="http://schemas.openxmlformats.org/officeDocument/2006/bibliography"/>
+  </ds:schemaRefs>
+</ds:datastoreItem>
 </file>
 
-<file path=customXml/itemProps1.xml><?xml version="1.0" encoding="utf-8"?>
+<file path=customXml/itemProps2.xml><?xml version="1.0" encoding="utf-8"?>
 <ds:datastoreItem xmlns:ds="http://schemas.openxmlformats.org/officeDocument/2006/customXml" ds:itemID="{B1977F7D-205B-4081-913C-38D41E755F92}">
   <ds:schemaRefs>
     <ds:schemaRef ds:uri="http://www.wps.cn/officeDocument/2013/wpsCustomData"/>
   </ds:schemaRefs>
 </ds:datastoreItem>
-</file>
-
-<file path=customXml/itemProps2.xml><?xml version="1.0" encoding="utf-8"?>
-<ds:datastoreItem xmlns:ds="http://schemas.openxmlformats.org/officeDocument/2006/customXml" ds:itemID="{51E59A4A-5F75-4009-BC4C-FA13BEC13E40}">
-  <ds:schemaRefs>
-    <ds:schemaRef ds:uri="http://schemas.openxmlformats.org/officeDocument/2006/bibliography"/>
-  </ds:schemaRefs>
-</ds:datastoreItem>
 </file>